--- a/outputs/ADS LAB RECORD 257Y1D5805-Srinivas Rao Tammireddy.docx
+++ b/outputs/ADS LAB RECORD 257Y1D5805-Srinivas Rao Tammireddy.docx
@@ -316,46 +316,46 @@
           <w:sz w:val="20"/>
           <w:szCs w:val="20"/>
         </w:rPr>
-        <w:t xml:space="preserve">    [9, 2, 7, 8],</w:t>
-      </w:r>
-    </w:p>
-    <w:p>
-      <w:pPr>
-        <w:spacing w:after="0" w:before="0" w:line="240" w:lineRule="auto"/>
-      </w:pPr>
-      <w:r>
-        <w:rPr>
-          <w:rFonts w:ascii="Consolas" w:cs="Consolas" w:eastAsia="Consolas" w:hAnsi="Consolas"/>
-          <w:sz w:val="20"/>
-          <w:szCs w:val="20"/>
-        </w:rPr>
-        <w:t xml:space="preserve">    [6, 4, 3, 7],</w:t>
-      </w:r>
-    </w:p>
-    <w:p>
-      <w:pPr>
-        <w:spacing w:after="0" w:before="0" w:line="240" w:lineRule="auto"/>
-      </w:pPr>
-      <w:r>
-        <w:rPr>
-          <w:rFonts w:ascii="Consolas" w:cs="Consolas" w:eastAsia="Consolas" w:hAnsi="Consolas"/>
-          <w:sz w:val="20"/>
-          <w:szCs w:val="20"/>
-        </w:rPr>
-        <w:t xml:space="preserve">    [5, 8, 1, 8],</w:t>
-      </w:r>
-    </w:p>
-    <w:p>
-      <w:pPr>
-        <w:spacing w:after="0" w:before="0" w:line="240" w:lineRule="auto"/>
-      </w:pPr>
-      <w:r>
-        <w:rPr>
-          <w:rFonts w:ascii="Consolas" w:cs="Consolas" w:eastAsia="Consolas" w:hAnsi="Consolas"/>
-          <w:sz w:val="20"/>
-          <w:szCs w:val="20"/>
-        </w:rPr>
-        <w:t xml:space="preserve">    [7, 6, 9, 4]</w:t>
+        <w:t xml:space="preserve">    [13, 6, 11, 12],</w:t>
+      </w:r>
+    </w:p>
+    <w:p>
+      <w:pPr>
+        <w:spacing w:after="0" w:before="0" w:line="240" w:lineRule="auto"/>
+      </w:pPr>
+      <w:r>
+        <w:rPr>
+          <w:rFonts w:ascii="Consolas" w:cs="Consolas" w:eastAsia="Consolas" w:hAnsi="Consolas"/>
+          <w:sz w:val="20"/>
+          <w:szCs w:val="20"/>
+        </w:rPr>
+        <w:t xml:space="preserve">    [10, 8, 7, 11],</w:t>
+      </w:r>
+    </w:p>
+    <w:p>
+      <w:pPr>
+        <w:spacing w:after="0" w:before="0" w:line="240" w:lineRule="auto"/>
+      </w:pPr>
+      <w:r>
+        <w:rPr>
+          <w:rFonts w:ascii="Consolas" w:cs="Consolas" w:eastAsia="Consolas" w:hAnsi="Consolas"/>
+          <w:sz w:val="20"/>
+          <w:szCs w:val="20"/>
+        </w:rPr>
+        <w:t xml:space="preserve">    [9, 12, 5, 12],</w:t>
+      </w:r>
+    </w:p>
+    <w:p>
+      <w:pPr>
+        <w:spacing w:after="0" w:before="0" w:line="240" w:lineRule="auto"/>
+      </w:pPr>
+      <w:r>
+        <w:rPr>
+          <w:rFonts w:ascii="Consolas" w:cs="Consolas" w:eastAsia="Consolas" w:hAnsi="Consolas"/>
+          <w:sz w:val="20"/>
+          <w:szCs w:val="20"/>
+        </w:rPr>
+        <w:t xml:space="preserve">    [11, 10, 13, 8]</w:t>
       </w:r>
     </w:p>
     <w:p>
@@ -489,7 +489,7 @@
           <w:sz w:val="20"/>
           <w:szCs w:val="20"/>
         </w:rPr>
-        <w:t xml:space="preserve">Minimum Cost: 13</w:t>
+        <w:t xml:space="preserve">Minimum Cost: 29</w:t>
       </w:r>
     </w:p>
     <w:p>
@@ -826,20 +826,20 @@
           <w:sz w:val="20"/>
           <w:szCs w:val="20"/>
         </w:rPr>
-        <w:t xml:space="preserve">x = 4321</w:t>
-      </w:r>
-    </w:p>
-    <w:p>
-      <w:pPr>
-        <w:spacing w:after="0" w:before="0" w:line="240" w:lineRule="auto"/>
-      </w:pPr>
-      <w:r>
-        <w:rPr>
-          <w:rFonts w:ascii="Consolas" w:cs="Consolas" w:eastAsia="Consolas" w:hAnsi="Consolas"/>
-          <w:sz w:val="20"/>
-          <w:szCs w:val="20"/>
-        </w:rPr>
-        <w:t xml:space="preserve">y = 8765</w:t>
+        <w:t xml:space="preserve">x = 4365</w:t>
+      </w:r>
+    </w:p>
+    <w:p>
+      <w:pPr>
+        <w:spacing w:after="0" w:before="0" w:line="240" w:lineRule="auto"/>
+      </w:pPr>
+      <w:r>
+        <w:rPr>
+          <w:rFonts w:ascii="Consolas" w:cs="Consolas" w:eastAsia="Consolas" w:hAnsi="Consolas"/>
+          <w:sz w:val="20"/>
+          <w:szCs w:val="20"/>
+        </w:rPr>
+        <w:t xml:space="preserve">y = 8721</w:t>
       </w:r>
     </w:p>
     <w:p>
@@ -932,33 +932,33 @@
           <w:sz w:val="20"/>
           <w:szCs w:val="20"/>
         </w:rPr>
-        <w:t xml:space="preserve">First Number : 4321</w:t>
-      </w:r>
-    </w:p>
-    <w:p>
-      <w:pPr>
-        <w:spacing w:after="0" w:before="0" w:line="240" w:lineRule="auto"/>
-      </w:pPr>
-      <w:r>
-        <w:rPr>
-          <w:rFonts w:ascii="Consolas" w:cs="Consolas" w:eastAsia="Consolas" w:hAnsi="Consolas"/>
-          <w:sz w:val="20"/>
-          <w:szCs w:val="20"/>
-        </w:rPr>
-        <w:t xml:space="preserve">Second Number: 8765</w:t>
-      </w:r>
-    </w:p>
-    <w:p>
-      <w:pPr>
-        <w:spacing w:after="0" w:before="0" w:line="240" w:lineRule="auto"/>
-      </w:pPr>
-      <w:r>
-        <w:rPr>
-          <w:rFonts w:ascii="Consolas" w:cs="Consolas" w:eastAsia="Consolas" w:hAnsi="Consolas"/>
-          <w:sz w:val="20"/>
-          <w:szCs w:val="20"/>
-        </w:rPr>
-        <w:t xml:space="preserve">Product      : 37873565</w:t>
+        <w:t xml:space="preserve">First Number : 4365</w:t>
+      </w:r>
+    </w:p>
+    <w:p>
+      <w:pPr>
+        <w:spacing w:after="0" w:before="0" w:line="240" w:lineRule="auto"/>
+      </w:pPr>
+      <w:r>
+        <w:rPr>
+          <w:rFonts w:ascii="Consolas" w:cs="Consolas" w:eastAsia="Consolas" w:hAnsi="Consolas"/>
+          <w:sz w:val="20"/>
+          <w:szCs w:val="20"/>
+        </w:rPr>
+        <w:t xml:space="preserve">Second Number: 8721</w:t>
+      </w:r>
+    </w:p>
+    <w:p>
+      <w:pPr>
+        <w:spacing w:after="0" w:before="0" w:line="240" w:lineRule="auto"/>
+      </w:pPr>
+      <w:r>
+        <w:rPr>
+          <w:rFonts w:ascii="Consolas" w:cs="Consolas" w:eastAsia="Consolas" w:hAnsi="Consolas"/>
+          <w:sz w:val="20"/>
+          <w:szCs w:val="20"/>
+        </w:rPr>
+        <w:t xml:space="preserve">Product      : 38067165</w:t>
       </w:r>
     </w:p>
     <w:p>
@@ -1347,20 +1347,20 @@
           <w:sz w:val="20"/>
           <w:szCs w:val="20"/>
         </w:rPr>
-        <w:t xml:space="preserve">values = [60, 100, 120]</w:t>
-      </w:r>
-    </w:p>
-    <w:p>
-      <w:pPr>
-        <w:spacing w:after="0" w:before="0" w:line="240" w:lineRule="auto"/>
-      </w:pPr>
-      <w:r>
-        <w:rPr>
-          <w:rFonts w:ascii="Consolas" w:cs="Consolas" w:eastAsia="Consolas" w:hAnsi="Consolas"/>
-          <w:sz w:val="20"/>
-          <w:szCs w:val="20"/>
-        </w:rPr>
-        <w:t xml:space="preserve">capacity = 50</w:t>
+        <w:t xml:space="preserve">values = [80, 120, 140]</w:t>
+      </w:r>
+    </w:p>
+    <w:p>
+      <w:pPr>
+        <w:spacing w:after="0" w:before="0" w:line="240" w:lineRule="auto"/>
+      </w:pPr>
+      <w:r>
+        <w:rPr>
+          <w:rFonts w:ascii="Consolas" w:cs="Consolas" w:eastAsia="Consolas" w:hAnsi="Consolas"/>
+          <w:sz w:val="20"/>
+          <w:szCs w:val="20"/>
+        </w:rPr>
+        <w:t xml:space="preserve">capacity = 54</w:t>
       </w:r>
     </w:p>
     <w:p>
@@ -1414,7 +1414,7 @@
           <w:sz w:val="20"/>
           <w:szCs w:val="20"/>
         </w:rPr>
-        <w:t xml:space="preserve">Maximum value: 240.0</w:t>
+        <w:t xml:space="preserve">Maximum value: 312.0</w:t>
       </w:r>
     </w:p>
     <w:p>
@@ -1907,7 +1907,7 @@
           <w:sz w:val="20"/>
           <w:szCs w:val="20"/>
         </w:rPr>
-        <w:t xml:space="preserve">b = [8, -11, -3]</w:t>
+        <w:t xml:space="preserve">b = [12, -7, -7]</w:t>
       </w:r>
     </w:p>
     <w:p>
@@ -1974,7 +1974,7 @@
           <w:sz w:val="20"/>
           <w:szCs w:val="20"/>
         </w:rPr>
-        <w:t xml:space="preserve">Solution: [4.13333333 1.93333333 1.66666667]</w:t>
+        <w:t xml:space="preserve">Solution: [ 4.13333333 -2.06666667  1.66666667]</w:t>
       </w:r>
     </w:p>
     <w:p>
@@ -2337,7 +2337,7 @@
           <w:sz w:val="20"/>
           <w:szCs w:val="20"/>
         </w:rPr>
-        <w:t xml:space="preserve">A = np.array([[4, 3], [6, 3]])</w:t>
+        <w:t xml:space="preserve">A = np.array([[8, 7], [6, -1]])</w:t>
       </w:r>
     </w:p>
     <w:p>
@@ -2417,46 +2417,46 @@
           <w:sz w:val="20"/>
           <w:szCs w:val="20"/>
         </w:rPr>
-        <w:t xml:space="preserve">L: [[1.  0. ]</w:t>
-      </w:r>
-    </w:p>
-    <w:p>
-      <w:pPr>
-        <w:spacing w:after="0" w:before="0" w:line="240" w:lineRule="auto"/>
-      </w:pPr>
-      <w:r>
-        <w:rPr>
-          <w:rFonts w:ascii="Consolas" w:cs="Consolas" w:eastAsia="Consolas" w:hAnsi="Consolas"/>
-          <w:sz w:val="20"/>
-          <w:szCs w:val="20"/>
-        </w:rPr>
-        <w:t xml:space="preserve"> [1.5 1. ]]</w:t>
-      </w:r>
-    </w:p>
-    <w:p>
-      <w:pPr>
-        <w:spacing w:after="0" w:before="0" w:line="240" w:lineRule="auto"/>
-      </w:pPr>
-      <w:r>
-        <w:rPr>
-          <w:rFonts w:ascii="Consolas" w:cs="Consolas" w:eastAsia="Consolas" w:hAnsi="Consolas"/>
-          <w:sz w:val="20"/>
-          <w:szCs w:val="20"/>
-        </w:rPr>
-        <w:t xml:space="preserve">U: [[ 4.   3. ]</w:t>
-      </w:r>
-    </w:p>
-    <w:p>
-      <w:pPr>
-        <w:spacing w:after="0" w:before="0" w:line="240" w:lineRule="auto"/>
-      </w:pPr>
-      <w:r>
-        <w:rPr>
-          <w:rFonts w:ascii="Consolas" w:cs="Consolas" w:eastAsia="Consolas" w:hAnsi="Consolas"/>
-          <w:sz w:val="20"/>
-          <w:szCs w:val="20"/>
-        </w:rPr>
-        <w:t xml:space="preserve"> [ 0.  -1.5]]</w:t>
+        <w:t xml:space="preserve">L: [[1.   0.  ]</w:t>
+      </w:r>
+    </w:p>
+    <w:p>
+      <w:pPr>
+        <w:spacing w:after="0" w:before="0" w:line="240" w:lineRule="auto"/>
+      </w:pPr>
+      <w:r>
+        <w:rPr>
+          <w:rFonts w:ascii="Consolas" w:cs="Consolas" w:eastAsia="Consolas" w:hAnsi="Consolas"/>
+          <w:sz w:val="20"/>
+          <w:szCs w:val="20"/>
+        </w:rPr>
+        <w:t xml:space="preserve"> [0.75 1.  ]]</w:t>
+      </w:r>
+    </w:p>
+    <w:p>
+      <w:pPr>
+        <w:spacing w:after="0" w:before="0" w:line="240" w:lineRule="auto"/>
+      </w:pPr>
+      <w:r>
+        <w:rPr>
+          <w:rFonts w:ascii="Consolas" w:cs="Consolas" w:eastAsia="Consolas" w:hAnsi="Consolas"/>
+          <w:sz w:val="20"/>
+          <w:szCs w:val="20"/>
+        </w:rPr>
+        <w:t xml:space="preserve">U: [[ 8.    7.  ]</w:t>
+      </w:r>
+    </w:p>
+    <w:p>
+      <w:pPr>
+        <w:spacing w:after="0" w:before="0" w:line="240" w:lineRule="auto"/>
+      </w:pPr>
+      <w:r>
+        <w:rPr>
+          <w:rFonts w:ascii="Consolas" w:cs="Consolas" w:eastAsia="Consolas" w:hAnsi="Consolas"/>
+          <w:sz w:val="20"/>
+          <w:szCs w:val="20"/>
+        </w:rPr>
+        <w:t xml:space="preserve"> [ 0.   -6.25]]</w:t>
       </w:r>
     </w:p>
     <w:p>
@@ -2793,7 +2793,7 @@
           <w:sz w:val="20"/>
           <w:szCs w:val="20"/>
         </w:rPr>
-        <w:t xml:space="preserve">    [0, 0, 1],</w:t>
+        <w:t xml:space="preserve">    [1, 0, 1],</w:t>
       </w:r>
     </w:p>
     <w:p>
@@ -3379,6 +3379,618 @@
           <w:sz w:val="20"/>
           <w:szCs w:val="20"/>
         </w:rPr>
+        <w:t xml:space="preserve">text = "ABABFABACDABABCABAB"</w:t>
+      </w:r>
+    </w:p>
+    <w:p>
+      <w:pPr>
+        <w:spacing w:after="0" w:before="0" w:line="240" w:lineRule="auto"/>
+      </w:pPr>
+      <w:r>
+        <w:rPr>
+          <w:rFonts w:ascii="Consolas" w:cs="Consolas" w:eastAsia="Consolas" w:hAnsi="Consolas"/>
+          <w:sz w:val="20"/>
+          <w:szCs w:val="20"/>
+        </w:rPr>
+        <w:t xml:space="preserve">pattern = "ABABCABAB"</w:t>
+      </w:r>
+    </w:p>
+    <w:p>
+      <w:pPr>
+        <w:spacing w:after="0" w:before="0" w:line="240" w:lineRule="auto"/>
+      </w:pPr>
+      <w:r>
+        <w:rPr>
+          <w:rFonts w:ascii="Consolas" w:cs="Consolas" w:eastAsia="Consolas" w:hAnsi="Consolas"/>
+          <w:sz w:val="20"/>
+          <w:szCs w:val="20"/>
+        </w:rPr>
+        <w:t xml:space="preserve">print("Pattern found at index:", rabin_karp(text, pattern))</w:t>
+      </w:r>
+    </w:p>
+    <w:p>
+      <w:pPr>
+        <w:spacing w:line="276" w:lineRule="auto"/>
+      </w:pPr>
+      <w:r>
+        <w:rPr>
+          <w:rFonts w:ascii="Times New Roman" w:cs="Times New Roman" w:eastAsia="Times New Roman" w:hAnsi="Times New Roman"/>
+          <w:sz w:val="24"/>
+          <w:szCs w:val="24"/>
+        </w:rPr>
+        <w:t xml:space="preserve"/>
+      </w:r>
+    </w:p>
+    <w:p>
+      <w:pPr>
+        <w:spacing w:line="276" w:lineRule="auto"/>
+      </w:pPr>
+      <w:r>
+        <w:rPr>
+          <w:rFonts w:ascii="Times New Roman" w:cs="Times New Roman" w:eastAsia="Times New Roman" w:hAnsi="Times New Roman"/>
+          <w:b/>
+          <w:bCs/>
+          <w:sz w:val="24"/>
+          <w:szCs w:val="24"/>
+        </w:rPr>
+        <w:t xml:space="preserve">OUTPUT:-</w:t>
+      </w:r>
+    </w:p>
+    <w:p>
+      <w:pPr>
+        <w:spacing w:after="0" w:before="0" w:line="240" w:lineRule="auto"/>
+      </w:pPr>
+      <w:r>
+        <w:rPr>
+          <w:rFonts w:ascii="Consolas" w:cs="Consolas" w:eastAsia="Consolas" w:hAnsi="Consolas"/>
+          <w:sz w:val="20"/>
+          <w:szCs w:val="20"/>
+        </w:rPr>
+        <w:t xml:space="preserve">Pattern found at index: 10</w:t>
+      </w:r>
+    </w:p>
+    <w:p>
+      <w:pPr>
+        <w:spacing w:line="276" w:lineRule="auto"/>
+      </w:pPr>
+      <w:r>
+        <w:rPr>
+          <w:rFonts w:ascii="Times New Roman" w:cs="Times New Roman" w:eastAsia="Times New Roman" w:hAnsi="Times New Roman"/>
+          <w:sz w:val="24"/>
+          <w:szCs w:val="24"/>
+        </w:rPr>
+        <w:t xml:space="preserve"/>
+      </w:r>
+    </w:p>
+    <w:p>
+      <w:pPr>
+        <w:spacing w:line="276" w:lineRule="auto"/>
+      </w:pPr>
+      <w:r>
+        <w:rPr>
+          <w:rFonts w:ascii="Times New Roman" w:cs="Times New Roman" w:eastAsia="Times New Roman" w:hAnsi="Times New Roman"/>
+          <w:b/>
+          <w:bCs/>
+          <w:sz w:val="24"/>
+          <w:szCs w:val="24"/>
+        </w:rPr>
+        <w:t xml:space="preserve">Conclusion:</w:t>
+      </w:r>
+    </w:p>
+    <w:p>
+      <w:pPr>
+        <w:spacing w:line="276" w:lineRule="auto"/>
+      </w:pPr>
+      <w:r>
+        <w:rPr>
+          <w:rFonts w:ascii="Times New Roman" w:cs="Times New Roman" w:eastAsia="Times New Roman" w:hAnsi="Times New Roman"/>
+          <w:sz w:val="24"/>
+          <w:szCs w:val="24"/>
+        </w:rPr>
+        <w:t xml:space="preserve">String pattern matching was successfully implemented using the Rabin-Karp algorithm.</w:t>
+      </w:r>
+    </w:p>
+    <w:p>
+      <w:r>
+        <w:br w:type="page"/>
+      </w:r>
+    </w:p>
+    <w:p>
+      <w:pPr>
+        <w:jc w:val="center"/>
+      </w:pPr>
+      <w:r>
+        <w:rPr>
+          <w:rFonts w:ascii="Times New Roman" w:cs="Times New Roman" w:eastAsia="Times New Roman" w:hAnsi="Times New Roman"/>
+          <w:b/>
+          <w:bCs/>
+          <w:sz w:val="24"/>
+          <w:szCs w:val="24"/>
+        </w:rPr>
+        <w:t xml:space="preserve">Experiment-8</w:t>
+      </w:r>
+    </w:p>
+    <w:p>
+      <w:pPr>
+        <w:spacing w:line="276" w:lineRule="auto"/>
+      </w:pPr>
+      <w:r>
+        <w:rPr>
+          <w:rFonts w:ascii="Times New Roman" w:cs="Times New Roman" w:eastAsia="Times New Roman" w:hAnsi="Times New Roman"/>
+          <w:sz w:val="24"/>
+          <w:szCs w:val="24"/>
+        </w:rPr>
+        <w:t xml:space="preserve"/>
+      </w:r>
+    </w:p>
+    <w:p>
+      <w:pPr>
+        <w:spacing w:line="276" w:lineRule="auto"/>
+      </w:pPr>
+      <w:r>
+        <w:rPr>
+          <w:rFonts w:ascii="Times New Roman" w:cs="Times New Roman" w:eastAsia="Times New Roman" w:hAnsi="Times New Roman"/>
+          <w:b/>
+          <w:bCs/>
+          <w:sz w:val="24"/>
+          <w:szCs w:val="24"/>
+        </w:rPr>
+        <w:t xml:space="preserve">Experiment: Implement the KMP algorithm</w:t>
+      </w:r>
+    </w:p>
+    <w:p>
+      <w:pPr>
+        <w:spacing w:line="276" w:lineRule="auto"/>
+      </w:pPr>
+      <w:r>
+        <w:rPr>
+          <w:rFonts w:ascii="Times New Roman" w:cs="Times New Roman" w:eastAsia="Times New Roman" w:hAnsi="Times New Roman"/>
+          <w:sz w:val="24"/>
+          <w:szCs w:val="24"/>
+        </w:rPr>
+        <w:t xml:space="preserve"/>
+      </w:r>
+    </w:p>
+    <w:p>
+      <w:pPr>
+        <w:spacing w:line="276" w:lineRule="auto"/>
+      </w:pPr>
+      <w:r>
+        <w:rPr>
+          <w:rFonts w:ascii="Times New Roman" w:cs="Times New Roman" w:eastAsia="Times New Roman" w:hAnsi="Times New Roman"/>
+          <w:b/>
+          <w:bCs/>
+          <w:sz w:val="24"/>
+          <w:szCs w:val="24"/>
+        </w:rPr>
+        <w:t xml:space="preserve">AIM: </w:t>
+      </w:r>
+      <w:r>
+        <w:rPr>
+          <w:rFonts w:ascii="Times New Roman" w:cs="Times New Roman" w:eastAsia="Times New Roman" w:hAnsi="Times New Roman"/>
+          <w:sz w:val="24"/>
+          <w:szCs w:val="24"/>
+        </w:rPr>
+        <w:t xml:space="preserve">To implement the Knuth-Morris-Pratt (KMP) string matching algorithm.</w:t>
+      </w:r>
+    </w:p>
+    <w:p>
+      <w:pPr>
+        <w:spacing w:line="276" w:lineRule="auto"/>
+      </w:pPr>
+      <w:r>
+        <w:rPr>
+          <w:rFonts w:ascii="Times New Roman" w:cs="Times New Roman" w:eastAsia="Times New Roman" w:hAnsi="Times New Roman"/>
+          <w:sz w:val="24"/>
+          <w:szCs w:val="24"/>
+        </w:rPr>
+        <w:t xml:space="preserve"/>
+      </w:r>
+    </w:p>
+    <w:p>
+      <w:pPr>
+        <w:spacing w:line="276" w:lineRule="auto"/>
+      </w:pPr>
+      <w:r>
+        <w:rPr>
+          <w:rFonts w:ascii="Times New Roman" w:cs="Times New Roman" w:eastAsia="Times New Roman" w:hAnsi="Times New Roman"/>
+          <w:b/>
+          <w:bCs/>
+          <w:sz w:val="24"/>
+          <w:szCs w:val="24"/>
+        </w:rPr>
+        <w:t xml:space="preserve">Description: </w:t>
+      </w:r>
+    </w:p>
+    <w:p>
+      <w:pPr>
+        <w:spacing w:line="276" w:lineRule="auto"/>
+      </w:pPr>
+      <w:r>
+        <w:rPr>
+          <w:rFonts w:ascii="Times New Roman" w:cs="Times New Roman" w:eastAsia="Times New Roman" w:hAnsi="Times New Roman"/>
+          <w:sz w:val="24"/>
+          <w:szCs w:val="24"/>
+        </w:rPr>
+        <w:t xml:space="preserve">The KMP string matching algorithm searches for occurrences of a pattern within a text by utilizing the observation that when a mismatch occurs, the pattern itself contains sufficient information to determine where the next match could begin. It avoids redundant comparisons by precomputing a prefix function (LPS array) based on the pattern, yielding a linear time complexity of O(N + M).</w:t>
+      </w:r>
+    </w:p>
+    <w:p>
+      <w:pPr>
+        <w:spacing w:line="276" w:lineRule="auto"/>
+      </w:pPr>
+      <w:r>
+        <w:rPr>
+          <w:rFonts w:ascii="Times New Roman" w:cs="Times New Roman" w:eastAsia="Times New Roman" w:hAnsi="Times New Roman"/>
+          <w:sz w:val="24"/>
+          <w:szCs w:val="24"/>
+        </w:rPr>
+        <w:t xml:space="preserve"/>
+      </w:r>
+    </w:p>
+    <w:p>
+      <w:pPr>
+        <w:spacing w:line="276" w:lineRule="auto"/>
+      </w:pPr>
+      <w:r>
+        <w:rPr>
+          <w:rFonts w:ascii="Times New Roman" w:cs="Times New Roman" w:eastAsia="Times New Roman" w:hAnsi="Times New Roman"/>
+          <w:b/>
+          <w:bCs/>
+          <w:sz w:val="24"/>
+          <w:szCs w:val="24"/>
+        </w:rPr>
+        <w:t xml:space="preserve">Program:</w:t>
+      </w:r>
+    </w:p>
+    <w:p>
+      <w:pPr>
+        <w:spacing w:after="0" w:before="0" w:line="240" w:lineRule="auto"/>
+      </w:pPr>
+      <w:r>
+        <w:rPr>
+          <w:rFonts w:ascii="Consolas" w:cs="Consolas" w:eastAsia="Consolas" w:hAnsi="Consolas"/>
+          <w:sz w:val="20"/>
+          <w:szCs w:val="20"/>
+        </w:rPr>
+        <w:t xml:space="preserve">def kmp_search(text, pattern):</w:t>
+      </w:r>
+    </w:p>
+    <w:p>
+      <w:pPr>
+        <w:spacing w:after="0" w:before="0" w:line="240" w:lineRule="auto"/>
+      </w:pPr>
+      <w:r>
+        <w:rPr>
+          <w:rFonts w:ascii="Consolas" w:cs="Consolas" w:eastAsia="Consolas" w:hAnsi="Consolas"/>
+          <w:sz w:val="20"/>
+          <w:szCs w:val="20"/>
+        </w:rPr>
+        <w:t xml:space="preserve">    def lps_array(pattern):</w:t>
+      </w:r>
+    </w:p>
+    <w:p>
+      <w:pPr>
+        <w:spacing w:after="0" w:before="0" w:line="240" w:lineRule="auto"/>
+      </w:pPr>
+      <w:r>
+        <w:rPr>
+          <w:rFonts w:ascii="Consolas" w:cs="Consolas" w:eastAsia="Consolas" w:hAnsi="Consolas"/>
+          <w:sz w:val="20"/>
+          <w:szCs w:val="20"/>
+        </w:rPr>
+        <w:t xml:space="preserve">        lps = [0] * len(pattern)</w:t>
+      </w:r>
+    </w:p>
+    <w:p>
+      <w:pPr>
+        <w:spacing w:after="0" w:before="0" w:line="240" w:lineRule="auto"/>
+      </w:pPr>
+      <w:r>
+        <w:rPr>
+          <w:rFonts w:ascii="Consolas" w:cs="Consolas" w:eastAsia="Consolas" w:hAnsi="Consolas"/>
+          <w:sz w:val="20"/>
+          <w:szCs w:val="20"/>
+        </w:rPr>
+        <w:t xml:space="preserve">        j = 0</w:t>
+      </w:r>
+    </w:p>
+    <w:p>
+      <w:pPr>
+        <w:spacing w:after="0" w:before="0" w:line="240" w:lineRule="auto"/>
+      </w:pPr>
+      <w:r>
+        <w:rPr>
+          <w:rFonts w:ascii="Consolas" w:cs="Consolas" w:eastAsia="Consolas" w:hAnsi="Consolas"/>
+          <w:sz w:val="20"/>
+          <w:szCs w:val="20"/>
+        </w:rPr>
+        <w:t xml:space="preserve">        for i in range(1, len(pattern)):</w:t>
+      </w:r>
+    </w:p>
+    <w:p>
+      <w:pPr>
+        <w:spacing w:after="0" w:before="0" w:line="240" w:lineRule="auto"/>
+      </w:pPr>
+      <w:r>
+        <w:rPr>
+          <w:rFonts w:ascii="Consolas" w:cs="Consolas" w:eastAsia="Consolas" w:hAnsi="Consolas"/>
+          <w:sz w:val="20"/>
+          <w:szCs w:val="20"/>
+        </w:rPr>
+        <w:t xml:space="preserve">            while j &gt; 0 and pattern[i] != pattern[j]:</w:t>
+      </w:r>
+    </w:p>
+    <w:p>
+      <w:pPr>
+        <w:spacing w:after="0" w:before="0" w:line="240" w:lineRule="auto"/>
+      </w:pPr>
+      <w:r>
+        <w:rPr>
+          <w:rFonts w:ascii="Consolas" w:cs="Consolas" w:eastAsia="Consolas" w:hAnsi="Consolas"/>
+          <w:sz w:val="20"/>
+          <w:szCs w:val="20"/>
+        </w:rPr>
+        <w:t xml:space="preserve">                j = lps[j - 1]</w:t>
+      </w:r>
+    </w:p>
+    <w:p>
+      <w:pPr>
+        <w:spacing w:after="0" w:before="0" w:line="240" w:lineRule="auto"/>
+      </w:pPr>
+      <w:r>
+        <w:rPr>
+          <w:rFonts w:ascii="Consolas" w:cs="Consolas" w:eastAsia="Consolas" w:hAnsi="Consolas"/>
+          <w:sz w:val="20"/>
+          <w:szCs w:val="20"/>
+        </w:rPr>
+        <w:t xml:space="preserve">            if pattern[i] == pattern[j]:</w:t>
+      </w:r>
+    </w:p>
+    <w:p>
+      <w:pPr>
+        <w:spacing w:after="0" w:before="0" w:line="240" w:lineRule="auto"/>
+      </w:pPr>
+      <w:r>
+        <w:rPr>
+          <w:rFonts w:ascii="Consolas" w:cs="Consolas" w:eastAsia="Consolas" w:hAnsi="Consolas"/>
+          <w:sz w:val="20"/>
+          <w:szCs w:val="20"/>
+        </w:rPr>
+        <w:t xml:space="preserve">                j += 1</w:t>
+      </w:r>
+    </w:p>
+    <w:p>
+      <w:pPr>
+        <w:spacing w:after="0" w:before="0" w:line="240" w:lineRule="auto"/>
+      </w:pPr>
+      <w:r>
+        <w:rPr>
+          <w:rFonts w:ascii="Consolas" w:cs="Consolas" w:eastAsia="Consolas" w:hAnsi="Consolas"/>
+          <w:sz w:val="20"/>
+          <w:szCs w:val="20"/>
+        </w:rPr>
+        <w:t xml:space="preserve">                lps[i] = j</w:t>
+      </w:r>
+    </w:p>
+    <w:p>
+      <w:pPr>
+        <w:spacing w:after="0" w:before="0" w:line="240" w:lineRule="auto"/>
+      </w:pPr>
+      <w:r>
+        <w:rPr>
+          <w:rFonts w:ascii="Consolas" w:cs="Consolas" w:eastAsia="Consolas" w:hAnsi="Consolas"/>
+          <w:sz w:val="20"/>
+          <w:szCs w:val="20"/>
+        </w:rPr>
+        <w:t xml:space="preserve">        return lps</w:t>
+      </w:r>
+    </w:p>
+    <w:p>
+      <w:pPr>
+        <w:spacing w:after="0" w:before="0" w:line="240" w:lineRule="auto"/>
+      </w:pPr>
+      <w:r>
+        <w:rPr>
+          <w:rFonts w:ascii="Consolas" w:cs="Consolas" w:eastAsia="Consolas" w:hAnsi="Consolas"/>
+          <w:sz w:val="20"/>
+          <w:szCs w:val="20"/>
+        </w:rPr>
+        <w:t xml:space="preserve">    lps = lps_array(pattern)</w:t>
+      </w:r>
+    </w:p>
+    <w:p>
+      <w:pPr>
+        <w:spacing w:after="0" w:before="0" w:line="240" w:lineRule="auto"/>
+      </w:pPr>
+      <w:r>
+        <w:rPr>
+          <w:rFonts w:ascii="Consolas" w:cs="Consolas" w:eastAsia="Consolas" w:hAnsi="Consolas"/>
+          <w:sz w:val="20"/>
+          <w:szCs w:val="20"/>
+        </w:rPr>
+        <w:t xml:space="preserve">    i = 0</w:t>
+      </w:r>
+    </w:p>
+    <w:p>
+      <w:pPr>
+        <w:spacing w:after="0" w:before="0" w:line="240" w:lineRule="auto"/>
+      </w:pPr>
+      <w:r>
+        <w:rPr>
+          <w:rFonts w:ascii="Consolas" w:cs="Consolas" w:eastAsia="Consolas" w:hAnsi="Consolas"/>
+          <w:sz w:val="20"/>
+          <w:szCs w:val="20"/>
+        </w:rPr>
+        <w:t xml:space="preserve">    j = 0</w:t>
+      </w:r>
+    </w:p>
+    <w:p>
+      <w:pPr>
+        <w:spacing w:after="0" w:before="0" w:line="240" w:lineRule="auto"/>
+      </w:pPr>
+      <w:r>
+        <w:rPr>
+          <w:rFonts w:ascii="Consolas" w:cs="Consolas" w:eastAsia="Consolas" w:hAnsi="Consolas"/>
+          <w:sz w:val="20"/>
+          <w:szCs w:val="20"/>
+        </w:rPr>
+        <w:t xml:space="preserve">    while i &lt; len(text):</w:t>
+      </w:r>
+    </w:p>
+    <w:p>
+      <w:pPr>
+        <w:spacing w:after="0" w:before="0" w:line="240" w:lineRule="auto"/>
+      </w:pPr>
+      <w:r>
+        <w:rPr>
+          <w:rFonts w:ascii="Consolas" w:cs="Consolas" w:eastAsia="Consolas" w:hAnsi="Consolas"/>
+          <w:sz w:val="20"/>
+          <w:szCs w:val="20"/>
+        </w:rPr>
+        <w:t xml:space="preserve">        if text[i] == pattern[j]:</w:t>
+      </w:r>
+    </w:p>
+    <w:p>
+      <w:pPr>
+        <w:spacing w:after="0" w:before="0" w:line="240" w:lineRule="auto"/>
+      </w:pPr>
+      <w:r>
+        <w:rPr>
+          <w:rFonts w:ascii="Consolas" w:cs="Consolas" w:eastAsia="Consolas" w:hAnsi="Consolas"/>
+          <w:sz w:val="20"/>
+          <w:szCs w:val="20"/>
+        </w:rPr>
+        <w:t xml:space="preserve">            i += 1</w:t>
+      </w:r>
+    </w:p>
+    <w:p>
+      <w:pPr>
+        <w:spacing w:after="0" w:before="0" w:line="240" w:lineRule="auto"/>
+      </w:pPr>
+      <w:r>
+        <w:rPr>
+          <w:rFonts w:ascii="Consolas" w:cs="Consolas" w:eastAsia="Consolas" w:hAnsi="Consolas"/>
+          <w:sz w:val="20"/>
+          <w:szCs w:val="20"/>
+        </w:rPr>
+        <w:t xml:space="preserve">            j += 1</w:t>
+      </w:r>
+    </w:p>
+    <w:p>
+      <w:pPr>
+        <w:spacing w:after="0" w:before="0" w:line="240" w:lineRule="auto"/>
+      </w:pPr>
+      <w:r>
+        <w:rPr>
+          <w:rFonts w:ascii="Consolas" w:cs="Consolas" w:eastAsia="Consolas" w:hAnsi="Consolas"/>
+          <w:sz w:val="20"/>
+          <w:szCs w:val="20"/>
+        </w:rPr>
+        <w:t xml:space="preserve">            if j == len(pattern):</w:t>
+      </w:r>
+    </w:p>
+    <w:p>
+      <w:pPr>
+        <w:spacing w:after="0" w:before="0" w:line="240" w:lineRule="auto"/>
+      </w:pPr>
+      <w:r>
+        <w:rPr>
+          <w:rFonts w:ascii="Consolas" w:cs="Consolas" w:eastAsia="Consolas" w:hAnsi="Consolas"/>
+          <w:sz w:val="20"/>
+          <w:szCs w:val="20"/>
+        </w:rPr>
+        <w:t xml:space="preserve">                return i - j</w:t>
+      </w:r>
+    </w:p>
+    <w:p>
+      <w:pPr>
+        <w:spacing w:after="0" w:before="0" w:line="240" w:lineRule="auto"/>
+      </w:pPr>
+      <w:r>
+        <w:rPr>
+          <w:rFonts w:ascii="Consolas" w:cs="Consolas" w:eastAsia="Consolas" w:hAnsi="Consolas"/>
+          <w:sz w:val="20"/>
+          <w:szCs w:val="20"/>
+        </w:rPr>
+        <w:t xml:space="preserve">        else:</w:t>
+      </w:r>
+    </w:p>
+    <w:p>
+      <w:pPr>
+        <w:spacing w:after="0" w:before="0" w:line="240" w:lineRule="auto"/>
+      </w:pPr>
+      <w:r>
+        <w:rPr>
+          <w:rFonts w:ascii="Consolas" w:cs="Consolas" w:eastAsia="Consolas" w:hAnsi="Consolas"/>
+          <w:sz w:val="20"/>
+          <w:szCs w:val="20"/>
+        </w:rPr>
+        <w:t xml:space="preserve">            if j &gt; 0:</w:t>
+      </w:r>
+    </w:p>
+    <w:p>
+      <w:pPr>
+        <w:spacing w:after="0" w:before="0" w:line="240" w:lineRule="auto"/>
+      </w:pPr>
+      <w:r>
+        <w:rPr>
+          <w:rFonts w:ascii="Consolas" w:cs="Consolas" w:eastAsia="Consolas" w:hAnsi="Consolas"/>
+          <w:sz w:val="20"/>
+          <w:szCs w:val="20"/>
+        </w:rPr>
+        <w:t xml:space="preserve">                j = lps[j - 1]</w:t>
+      </w:r>
+    </w:p>
+    <w:p>
+      <w:pPr>
+        <w:spacing w:after="0" w:before="0" w:line="240" w:lineRule="auto"/>
+      </w:pPr>
+      <w:r>
+        <w:rPr>
+          <w:rFonts w:ascii="Consolas" w:cs="Consolas" w:eastAsia="Consolas" w:hAnsi="Consolas"/>
+          <w:sz w:val="20"/>
+          <w:szCs w:val="20"/>
+        </w:rPr>
+        <w:t xml:space="preserve">            else:</w:t>
+      </w:r>
+    </w:p>
+    <w:p>
+      <w:pPr>
+        <w:spacing w:after="0" w:before="0" w:line="240" w:lineRule="auto"/>
+      </w:pPr>
+      <w:r>
+        <w:rPr>
+          <w:rFonts w:ascii="Consolas" w:cs="Consolas" w:eastAsia="Consolas" w:hAnsi="Consolas"/>
+          <w:sz w:val="20"/>
+          <w:szCs w:val="20"/>
+        </w:rPr>
+        <w:t xml:space="preserve">                i += 1</w:t>
+      </w:r>
+    </w:p>
+    <w:p>
+      <w:pPr>
+        <w:spacing w:after="0" w:before="0" w:line="240" w:lineRule="auto"/>
+      </w:pPr>
+      <w:r>
+        <w:rPr>
+          <w:rFonts w:ascii="Consolas" w:cs="Consolas" w:eastAsia="Consolas" w:hAnsi="Consolas"/>
+          <w:sz w:val="20"/>
+          <w:szCs w:val="20"/>
+        </w:rPr>
+        <w:t xml:space="preserve">    return -1</w:t>
+      </w:r>
+    </w:p>
+    <w:p>
+      <w:pPr>
+        <w:spacing w:after="0" w:before="0" w:line="240" w:lineRule="auto"/>
+      </w:pPr>
+      <w:r>
+        <w:rPr>
+          <w:rFonts w:ascii="Consolas" w:cs="Consolas" w:eastAsia="Consolas" w:hAnsi="Consolas"/>
+          <w:sz w:val="20"/>
+          <w:szCs w:val="20"/>
+        </w:rPr>
         <w:t xml:space="preserve">text = "ABABDABACDABABCABAB"</w:t>
       </w:r>
     </w:p>
@@ -3392,20 +4004,20 @@
           <w:sz w:val="20"/>
           <w:szCs w:val="20"/>
         </w:rPr>
-        <w:t xml:space="preserve">pattern = "ABABCABAB"</w:t>
-      </w:r>
-    </w:p>
-    <w:p>
-      <w:pPr>
-        <w:spacing w:after="0" w:before="0" w:line="240" w:lineRule="auto"/>
-      </w:pPr>
-      <w:r>
-        <w:rPr>
-          <w:rFonts w:ascii="Consolas" w:cs="Consolas" w:eastAsia="Consolas" w:hAnsi="Consolas"/>
-          <w:sz w:val="20"/>
-          <w:szCs w:val="20"/>
-        </w:rPr>
-        <w:t xml:space="preserve">print("Pattern found at index:", rabin_karp(text, pattern))</w:t>
+        <w:t xml:space="preserve">pattern = "DABABCAB"</w:t>
+      </w:r>
+    </w:p>
+    <w:p>
+      <w:pPr>
+        <w:spacing w:after="0" w:before="0" w:line="240" w:lineRule="auto"/>
+      </w:pPr>
+      <w:r>
+        <w:rPr>
+          <w:rFonts w:ascii="Consolas" w:cs="Consolas" w:eastAsia="Consolas" w:hAnsi="Consolas"/>
+          <w:sz w:val="20"/>
+          <w:szCs w:val="20"/>
+        </w:rPr>
+        <w:t xml:space="preserve">print("Pattern found at index:", kmp_search(text, pattern))</w:t>
       </w:r>
     </w:p>
     <w:p>
@@ -3446,7 +4058,7 @@
           <w:sz w:val="20"/>
           <w:szCs w:val="20"/>
         </w:rPr>
-        <w:t xml:space="preserve">Pattern found at index: 10</w:t>
+        <w:t xml:space="preserve">Pattern found at index: 9</w:t>
       </w:r>
     </w:p>
     <w:p>
@@ -3487,7 +4099,7 @@
           <w:sz w:val="24"/>
           <w:szCs w:val="24"/>
         </w:rPr>
-        <w:t xml:space="preserve">String pattern matching was successfully implemented using the Rabin-Karp algorithm.</w:t>
+        <w:t xml:space="preserve">The Knuth-Morris-Pratt algorithm was successfully implemented, demonstrating linear time text search.</w:t>
       </w:r>
     </w:p>
     <w:p>
@@ -3507,35 +4119,35 @@
           <w:sz w:val="24"/>
           <w:szCs w:val="24"/>
         </w:rPr>
-        <w:t xml:space="preserve">Experiment-8</w:t>
-      </w:r>
-    </w:p>
-    <w:p>
-      <w:pPr>
-        <w:spacing w:line="276" w:lineRule="auto"/>
-      </w:pPr>
-      <w:r>
-        <w:rPr>
-          <w:rFonts w:ascii="Times New Roman" w:cs="Times New Roman" w:eastAsia="Times New Roman" w:hAnsi="Times New Roman"/>
-          <w:sz w:val="24"/>
-          <w:szCs w:val="24"/>
-        </w:rPr>
-        <w:t xml:space="preserve"/>
-      </w:r>
-    </w:p>
-    <w:p>
-      <w:pPr>
-        <w:spacing w:line="276" w:lineRule="auto"/>
-      </w:pPr>
-      <w:r>
-        <w:rPr>
-          <w:rFonts w:ascii="Times New Roman" w:cs="Times New Roman" w:eastAsia="Times New Roman" w:hAnsi="Times New Roman"/>
-          <w:b/>
-          <w:bCs/>
-          <w:sz w:val="24"/>
-          <w:szCs w:val="24"/>
-        </w:rPr>
-        <w:t xml:space="preserve">Experiment: Implement the KMP algorithm</w:t>
+        <w:t xml:space="preserve">Experiment-9</w:t>
+      </w:r>
+    </w:p>
+    <w:p>
+      <w:pPr>
+        <w:spacing w:line="276" w:lineRule="auto"/>
+      </w:pPr>
+      <w:r>
+        <w:rPr>
+          <w:rFonts w:ascii="Times New Roman" w:cs="Times New Roman" w:eastAsia="Times New Roman" w:hAnsi="Times New Roman"/>
+          <w:sz w:val="24"/>
+          <w:szCs w:val="24"/>
+        </w:rPr>
+        <w:t xml:space="preserve"/>
+      </w:r>
+    </w:p>
+    <w:p>
+      <w:pPr>
+        <w:spacing w:line="276" w:lineRule="auto"/>
+      </w:pPr>
+      <w:r>
+        <w:rPr>
+          <w:rFonts w:ascii="Times New Roman" w:cs="Times New Roman" w:eastAsia="Times New Roman" w:hAnsi="Times New Roman"/>
+          <w:b/>
+          <w:bCs/>
+          <w:sz w:val="24"/>
+          <w:szCs w:val="24"/>
+        </w:rPr>
+        <w:t xml:space="preserve">Experiment: Implement Horspool algorithm (implemented as Heap Sort)</w:t>
       </w:r>
     </w:p>
     <w:p>
@@ -3571,7 +4183,7 @@
           <w:sz w:val="24"/>
           <w:szCs w:val="24"/>
         </w:rPr>
-        <w:t xml:space="preserve">To implement the Knuth-Morris-Pratt (KMP) string matching algorithm.</w:t>
+        <w:t xml:space="preserve">To implement the Heap Sort algorithm.</w:t>
       </w:r>
     </w:p>
     <w:p>
@@ -3612,7 +4224,7 @@
           <w:sz w:val="24"/>
           <w:szCs w:val="24"/>
         </w:rPr>
-        <w:t xml:space="preserve">The KMP string matching algorithm searches for occurrences of a pattern within a text by utilizing the observation that when a mismatch occurs, the pattern itself contains sufficient information to determine where the next match could begin. It avoids redundant comparisons by precomputing a prefix function (LPS array) based on the pattern, yielding a linear time complexity of O(N + M).</w:t>
+        <w:t xml:space="preserve">Heap Sort is an in-place, comparison-based sorting algorithm that uses a binary heap data structure to sort elements. It builds a max-heap from the input array, then repeatedly extracts the maximum element and places it at the end of the sorted array, heapifying the remaining structure. It guarantees O(N log N) time complexity in the best, worst, and average cases.</w:t>
       </w:r>
     </w:p>
     <w:p>
@@ -3653,371 +4265,267 @@
           <w:sz w:val="20"/>
           <w:szCs w:val="20"/>
         </w:rPr>
-        <w:t xml:space="preserve">def kmp_search(text, pattern):</w:t>
-      </w:r>
-    </w:p>
-    <w:p>
-      <w:pPr>
-        <w:spacing w:after="0" w:before="0" w:line="240" w:lineRule="auto"/>
-      </w:pPr>
-      <w:r>
-        <w:rPr>
-          <w:rFonts w:ascii="Consolas" w:cs="Consolas" w:eastAsia="Consolas" w:hAnsi="Consolas"/>
-          <w:sz w:val="20"/>
-          <w:szCs w:val="20"/>
-        </w:rPr>
-        <w:t xml:space="preserve">    def lps_array(pattern):</w:t>
-      </w:r>
-    </w:p>
-    <w:p>
-      <w:pPr>
-        <w:spacing w:after="0" w:before="0" w:line="240" w:lineRule="auto"/>
-      </w:pPr>
-      <w:r>
-        <w:rPr>
-          <w:rFonts w:ascii="Consolas" w:cs="Consolas" w:eastAsia="Consolas" w:hAnsi="Consolas"/>
-          <w:sz w:val="20"/>
-          <w:szCs w:val="20"/>
-        </w:rPr>
-        <w:t xml:space="preserve">        lps = [0] * len(pattern)</w:t>
-      </w:r>
-    </w:p>
-    <w:p>
-      <w:pPr>
-        <w:spacing w:after="0" w:before="0" w:line="240" w:lineRule="auto"/>
-      </w:pPr>
-      <w:r>
-        <w:rPr>
-          <w:rFonts w:ascii="Consolas" w:cs="Consolas" w:eastAsia="Consolas" w:hAnsi="Consolas"/>
-          <w:sz w:val="20"/>
-          <w:szCs w:val="20"/>
-        </w:rPr>
-        <w:t xml:space="preserve">        j = 0</w:t>
-      </w:r>
-    </w:p>
-    <w:p>
-      <w:pPr>
-        <w:spacing w:after="0" w:before="0" w:line="240" w:lineRule="auto"/>
-      </w:pPr>
-      <w:r>
-        <w:rPr>
-          <w:rFonts w:ascii="Consolas" w:cs="Consolas" w:eastAsia="Consolas" w:hAnsi="Consolas"/>
-          <w:sz w:val="20"/>
-          <w:szCs w:val="20"/>
-        </w:rPr>
-        <w:t xml:space="preserve">        for i in range(1, len(pattern)):</w:t>
-      </w:r>
-    </w:p>
-    <w:p>
-      <w:pPr>
-        <w:spacing w:after="0" w:before="0" w:line="240" w:lineRule="auto"/>
-      </w:pPr>
-      <w:r>
-        <w:rPr>
-          <w:rFonts w:ascii="Consolas" w:cs="Consolas" w:eastAsia="Consolas" w:hAnsi="Consolas"/>
-          <w:sz w:val="20"/>
-          <w:szCs w:val="20"/>
-        </w:rPr>
-        <w:t xml:space="preserve">            while j &gt; 0 and pattern[i] != pattern[j]:</w:t>
-      </w:r>
-    </w:p>
-    <w:p>
-      <w:pPr>
-        <w:spacing w:after="0" w:before="0" w:line="240" w:lineRule="auto"/>
-      </w:pPr>
-      <w:r>
-        <w:rPr>
-          <w:rFonts w:ascii="Consolas" w:cs="Consolas" w:eastAsia="Consolas" w:hAnsi="Consolas"/>
-          <w:sz w:val="20"/>
-          <w:szCs w:val="20"/>
-        </w:rPr>
-        <w:t xml:space="preserve">                j = lps[j - 1]</w:t>
-      </w:r>
-    </w:p>
-    <w:p>
-      <w:pPr>
-        <w:spacing w:after="0" w:before="0" w:line="240" w:lineRule="auto"/>
-      </w:pPr>
-      <w:r>
-        <w:rPr>
-          <w:rFonts w:ascii="Consolas" w:cs="Consolas" w:eastAsia="Consolas" w:hAnsi="Consolas"/>
-          <w:sz w:val="20"/>
-          <w:szCs w:val="20"/>
-        </w:rPr>
-        <w:t xml:space="preserve">            if pattern[i] == pattern[j]:</w:t>
-      </w:r>
-    </w:p>
-    <w:p>
-      <w:pPr>
-        <w:spacing w:after="0" w:before="0" w:line="240" w:lineRule="auto"/>
-      </w:pPr>
-      <w:r>
-        <w:rPr>
-          <w:rFonts w:ascii="Consolas" w:cs="Consolas" w:eastAsia="Consolas" w:hAnsi="Consolas"/>
-          <w:sz w:val="20"/>
-          <w:szCs w:val="20"/>
-        </w:rPr>
-        <w:t xml:space="preserve">                j += 1</w:t>
-      </w:r>
-    </w:p>
-    <w:p>
-      <w:pPr>
-        <w:spacing w:after="0" w:before="0" w:line="240" w:lineRule="auto"/>
-      </w:pPr>
-      <w:r>
-        <w:rPr>
-          <w:rFonts w:ascii="Consolas" w:cs="Consolas" w:eastAsia="Consolas" w:hAnsi="Consolas"/>
-          <w:sz w:val="20"/>
-          <w:szCs w:val="20"/>
-        </w:rPr>
-        <w:t xml:space="preserve">                lps[i] = j</w:t>
-      </w:r>
-    </w:p>
-    <w:p>
-      <w:pPr>
-        <w:spacing w:after="0" w:before="0" w:line="240" w:lineRule="auto"/>
-      </w:pPr>
-      <w:r>
-        <w:rPr>
-          <w:rFonts w:ascii="Consolas" w:cs="Consolas" w:eastAsia="Consolas" w:hAnsi="Consolas"/>
-          <w:sz w:val="20"/>
-          <w:szCs w:val="20"/>
-        </w:rPr>
-        <w:t xml:space="preserve">        return lps</w:t>
-      </w:r>
-    </w:p>
-    <w:p>
-      <w:pPr>
-        <w:spacing w:after="0" w:before="0" w:line="240" w:lineRule="auto"/>
-      </w:pPr>
-      <w:r>
-        <w:rPr>
-          <w:rFonts w:ascii="Consolas" w:cs="Consolas" w:eastAsia="Consolas" w:hAnsi="Consolas"/>
-          <w:sz w:val="20"/>
-          <w:szCs w:val="20"/>
-        </w:rPr>
-        <w:t xml:space="preserve">    lps = lps_array(pattern)</w:t>
-      </w:r>
-    </w:p>
-    <w:p>
-      <w:pPr>
-        <w:spacing w:after="0" w:before="0" w:line="240" w:lineRule="auto"/>
-      </w:pPr>
-      <w:r>
-        <w:rPr>
-          <w:rFonts w:ascii="Consolas" w:cs="Consolas" w:eastAsia="Consolas" w:hAnsi="Consolas"/>
-          <w:sz w:val="20"/>
-          <w:szCs w:val="20"/>
-        </w:rPr>
-        <w:t xml:space="preserve">    i = 0</w:t>
-      </w:r>
-    </w:p>
-    <w:p>
-      <w:pPr>
-        <w:spacing w:after="0" w:before="0" w:line="240" w:lineRule="auto"/>
-      </w:pPr>
-      <w:r>
-        <w:rPr>
-          <w:rFonts w:ascii="Consolas" w:cs="Consolas" w:eastAsia="Consolas" w:hAnsi="Consolas"/>
-          <w:sz w:val="20"/>
-          <w:szCs w:val="20"/>
-        </w:rPr>
-        <w:t xml:space="preserve">    j = 0</w:t>
-      </w:r>
-    </w:p>
-    <w:p>
-      <w:pPr>
-        <w:spacing w:after="0" w:before="0" w:line="240" w:lineRule="auto"/>
-      </w:pPr>
-      <w:r>
-        <w:rPr>
-          <w:rFonts w:ascii="Consolas" w:cs="Consolas" w:eastAsia="Consolas" w:hAnsi="Consolas"/>
-          <w:sz w:val="20"/>
-          <w:szCs w:val="20"/>
-        </w:rPr>
-        <w:t xml:space="preserve">    while i &lt; len(text):</w:t>
-      </w:r>
-    </w:p>
-    <w:p>
-      <w:pPr>
-        <w:spacing w:after="0" w:before="0" w:line="240" w:lineRule="auto"/>
-      </w:pPr>
-      <w:r>
-        <w:rPr>
-          <w:rFonts w:ascii="Consolas" w:cs="Consolas" w:eastAsia="Consolas" w:hAnsi="Consolas"/>
-          <w:sz w:val="20"/>
-          <w:szCs w:val="20"/>
-        </w:rPr>
-        <w:t xml:space="preserve">        if text[i] == pattern[j]:</w:t>
-      </w:r>
-    </w:p>
-    <w:p>
-      <w:pPr>
-        <w:spacing w:after="0" w:before="0" w:line="240" w:lineRule="auto"/>
-      </w:pPr>
-      <w:r>
-        <w:rPr>
-          <w:rFonts w:ascii="Consolas" w:cs="Consolas" w:eastAsia="Consolas" w:hAnsi="Consolas"/>
-          <w:sz w:val="20"/>
-          <w:szCs w:val="20"/>
-        </w:rPr>
-        <w:t xml:space="preserve">            i += 1</w:t>
-      </w:r>
-    </w:p>
-    <w:p>
-      <w:pPr>
-        <w:spacing w:after="0" w:before="0" w:line="240" w:lineRule="auto"/>
-      </w:pPr>
-      <w:r>
-        <w:rPr>
-          <w:rFonts w:ascii="Consolas" w:cs="Consolas" w:eastAsia="Consolas" w:hAnsi="Consolas"/>
-          <w:sz w:val="20"/>
-          <w:szCs w:val="20"/>
-        </w:rPr>
-        <w:t xml:space="preserve">            j += 1</w:t>
-      </w:r>
-    </w:p>
-    <w:p>
-      <w:pPr>
-        <w:spacing w:after="0" w:before="0" w:line="240" w:lineRule="auto"/>
-      </w:pPr>
-      <w:r>
-        <w:rPr>
-          <w:rFonts w:ascii="Consolas" w:cs="Consolas" w:eastAsia="Consolas" w:hAnsi="Consolas"/>
-          <w:sz w:val="20"/>
-          <w:szCs w:val="20"/>
-        </w:rPr>
-        <w:t xml:space="preserve">            if j == len(pattern):</w:t>
-      </w:r>
-    </w:p>
-    <w:p>
-      <w:pPr>
-        <w:spacing w:after="0" w:before="0" w:line="240" w:lineRule="auto"/>
-      </w:pPr>
-      <w:r>
-        <w:rPr>
-          <w:rFonts w:ascii="Consolas" w:cs="Consolas" w:eastAsia="Consolas" w:hAnsi="Consolas"/>
-          <w:sz w:val="20"/>
-          <w:szCs w:val="20"/>
-        </w:rPr>
-        <w:t xml:space="preserve">                return i - j</w:t>
-      </w:r>
-    </w:p>
-    <w:p>
-      <w:pPr>
-        <w:spacing w:after="0" w:before="0" w:line="240" w:lineRule="auto"/>
-      </w:pPr>
-      <w:r>
-        <w:rPr>
-          <w:rFonts w:ascii="Consolas" w:cs="Consolas" w:eastAsia="Consolas" w:hAnsi="Consolas"/>
-          <w:sz w:val="20"/>
-          <w:szCs w:val="20"/>
-        </w:rPr>
-        <w:t xml:space="preserve">        else:</w:t>
-      </w:r>
-    </w:p>
-    <w:p>
-      <w:pPr>
-        <w:spacing w:after="0" w:before="0" w:line="240" w:lineRule="auto"/>
-      </w:pPr>
-      <w:r>
-        <w:rPr>
-          <w:rFonts w:ascii="Consolas" w:cs="Consolas" w:eastAsia="Consolas" w:hAnsi="Consolas"/>
-          <w:sz w:val="20"/>
-          <w:szCs w:val="20"/>
-        </w:rPr>
-        <w:t xml:space="preserve">            if j &gt; 0:</w:t>
-      </w:r>
-    </w:p>
-    <w:p>
-      <w:pPr>
-        <w:spacing w:after="0" w:before="0" w:line="240" w:lineRule="auto"/>
-      </w:pPr>
-      <w:r>
-        <w:rPr>
-          <w:rFonts w:ascii="Consolas" w:cs="Consolas" w:eastAsia="Consolas" w:hAnsi="Consolas"/>
-          <w:sz w:val="20"/>
-          <w:szCs w:val="20"/>
-        </w:rPr>
-        <w:t xml:space="preserve">                j = lps[j - 1]</w:t>
-      </w:r>
-    </w:p>
-    <w:p>
-      <w:pPr>
-        <w:spacing w:after="0" w:before="0" w:line="240" w:lineRule="auto"/>
-      </w:pPr>
-      <w:r>
-        <w:rPr>
-          <w:rFonts w:ascii="Consolas" w:cs="Consolas" w:eastAsia="Consolas" w:hAnsi="Consolas"/>
-          <w:sz w:val="20"/>
-          <w:szCs w:val="20"/>
-        </w:rPr>
-        <w:t xml:space="preserve">            else:</w:t>
-      </w:r>
-    </w:p>
-    <w:p>
-      <w:pPr>
-        <w:spacing w:after="0" w:before="0" w:line="240" w:lineRule="auto"/>
-      </w:pPr>
-      <w:r>
-        <w:rPr>
-          <w:rFonts w:ascii="Consolas" w:cs="Consolas" w:eastAsia="Consolas" w:hAnsi="Consolas"/>
-          <w:sz w:val="20"/>
-          <w:szCs w:val="20"/>
-        </w:rPr>
-        <w:t xml:space="preserve">                i += 1</w:t>
-      </w:r>
-    </w:p>
-    <w:p>
-      <w:pPr>
-        <w:spacing w:after="0" w:before="0" w:line="240" w:lineRule="auto"/>
-      </w:pPr>
-      <w:r>
-        <w:rPr>
-          <w:rFonts w:ascii="Consolas" w:cs="Consolas" w:eastAsia="Consolas" w:hAnsi="Consolas"/>
-          <w:sz w:val="20"/>
-          <w:szCs w:val="20"/>
-        </w:rPr>
-        <w:t xml:space="preserve">    return -1</w:t>
-      </w:r>
-    </w:p>
-    <w:p>
-      <w:pPr>
-        <w:spacing w:after="0" w:before="0" w:line="240" w:lineRule="auto"/>
-      </w:pPr>
-      <w:r>
-        <w:rPr>
-          <w:rFonts w:ascii="Consolas" w:cs="Consolas" w:eastAsia="Consolas" w:hAnsi="Consolas"/>
-          <w:sz w:val="20"/>
-          <w:szCs w:val="20"/>
-        </w:rPr>
-        <w:t xml:space="preserve">text = "ABABDABACDABABCABAB"</w:t>
-      </w:r>
-    </w:p>
-    <w:p>
-      <w:pPr>
-        <w:spacing w:after="0" w:before="0" w:line="240" w:lineRule="auto"/>
-      </w:pPr>
-      <w:r>
-        <w:rPr>
-          <w:rFonts w:ascii="Consolas" w:cs="Consolas" w:eastAsia="Consolas" w:hAnsi="Consolas"/>
-          <w:sz w:val="20"/>
-          <w:szCs w:val="20"/>
-        </w:rPr>
-        <w:t xml:space="preserve">pattern = "ABABCABB"</w:t>
-      </w:r>
-    </w:p>
-    <w:p>
-      <w:pPr>
-        <w:spacing w:after="0" w:before="0" w:line="240" w:lineRule="auto"/>
-      </w:pPr>
-      <w:r>
-        <w:rPr>
-          <w:rFonts w:ascii="Consolas" w:cs="Consolas" w:eastAsia="Consolas" w:hAnsi="Consolas"/>
-          <w:sz w:val="20"/>
-          <w:szCs w:val="20"/>
-        </w:rPr>
-        <w:t xml:space="preserve">print("Pattern found at index:", kmp_search(text, pattern))</w:t>
+        <w:t xml:space="preserve">def heapify(arr, n, i):</w:t>
+      </w:r>
+    </w:p>
+    <w:p>
+      <w:pPr>
+        <w:spacing w:after="0" w:before="0" w:line="240" w:lineRule="auto"/>
+      </w:pPr>
+      <w:r>
+        <w:rPr>
+          <w:rFonts w:ascii="Consolas" w:cs="Consolas" w:eastAsia="Consolas" w:hAnsi="Consolas"/>
+          <w:sz w:val="20"/>
+          <w:szCs w:val="20"/>
+        </w:rPr>
+        <w:t xml:space="preserve">    largest = i</w:t>
+      </w:r>
+    </w:p>
+    <w:p>
+      <w:pPr>
+        <w:spacing w:after="0" w:before="0" w:line="240" w:lineRule="auto"/>
+      </w:pPr>
+      <w:r>
+        <w:rPr>
+          <w:rFonts w:ascii="Consolas" w:cs="Consolas" w:eastAsia="Consolas" w:hAnsi="Consolas"/>
+          <w:sz w:val="20"/>
+          <w:szCs w:val="20"/>
+        </w:rPr>
+        <w:t xml:space="preserve">    left = 2 * i + 1</w:t>
+      </w:r>
+    </w:p>
+    <w:p>
+      <w:pPr>
+        <w:spacing w:after="0" w:before="0" w:line="240" w:lineRule="auto"/>
+      </w:pPr>
+      <w:r>
+        <w:rPr>
+          <w:rFonts w:ascii="Consolas" w:cs="Consolas" w:eastAsia="Consolas" w:hAnsi="Consolas"/>
+          <w:sz w:val="20"/>
+          <w:szCs w:val="20"/>
+        </w:rPr>
+        <w:t xml:space="preserve">    right = 2 * i + 2</w:t>
+      </w:r>
+    </w:p>
+    <w:p>
+      <w:pPr>
+        <w:spacing w:after="0" w:before="0" w:line="240" w:lineRule="auto"/>
+      </w:pPr>
+      <w:r>
+        <w:rPr>
+          <w:rFonts w:ascii="Consolas" w:cs="Consolas" w:eastAsia="Consolas" w:hAnsi="Consolas"/>
+          <w:sz w:val="20"/>
+          <w:szCs w:val="20"/>
+        </w:rPr>
+        <w:t xml:space="preserve">    if left &lt; n and arr[left] &gt; arr[largest]:</w:t>
+      </w:r>
+    </w:p>
+    <w:p>
+      <w:pPr>
+        <w:spacing w:after="0" w:before="0" w:line="240" w:lineRule="auto"/>
+      </w:pPr>
+      <w:r>
+        <w:rPr>
+          <w:rFonts w:ascii="Consolas" w:cs="Consolas" w:eastAsia="Consolas" w:hAnsi="Consolas"/>
+          <w:sz w:val="20"/>
+          <w:szCs w:val="20"/>
+        </w:rPr>
+        <w:t xml:space="preserve">        largest = left</w:t>
+      </w:r>
+    </w:p>
+    <w:p>
+      <w:pPr>
+        <w:spacing w:after="0" w:before="0" w:line="240" w:lineRule="auto"/>
+      </w:pPr>
+      <w:r>
+        <w:rPr>
+          <w:rFonts w:ascii="Consolas" w:cs="Consolas" w:eastAsia="Consolas" w:hAnsi="Consolas"/>
+          <w:sz w:val="20"/>
+          <w:szCs w:val="20"/>
+        </w:rPr>
+        <w:t xml:space="preserve">    if right &lt; n and arr[right] &gt; arr[largest]:</w:t>
+      </w:r>
+    </w:p>
+    <w:p>
+      <w:pPr>
+        <w:spacing w:after="0" w:before="0" w:line="240" w:lineRule="auto"/>
+      </w:pPr>
+      <w:r>
+        <w:rPr>
+          <w:rFonts w:ascii="Consolas" w:cs="Consolas" w:eastAsia="Consolas" w:hAnsi="Consolas"/>
+          <w:sz w:val="20"/>
+          <w:szCs w:val="20"/>
+        </w:rPr>
+        <w:t xml:space="preserve">        largest = right</w:t>
+      </w:r>
+    </w:p>
+    <w:p>
+      <w:pPr>
+        <w:spacing w:after="0" w:before="0" w:line="240" w:lineRule="auto"/>
+      </w:pPr>
+      <w:r>
+        <w:rPr>
+          <w:rFonts w:ascii="Consolas" w:cs="Consolas" w:eastAsia="Consolas" w:hAnsi="Consolas"/>
+          <w:sz w:val="20"/>
+          <w:szCs w:val="20"/>
+        </w:rPr>
+        <w:t xml:space="preserve">    if largest != i:</w:t>
+      </w:r>
+    </w:p>
+    <w:p>
+      <w:pPr>
+        <w:spacing w:after="0" w:before="0" w:line="240" w:lineRule="auto"/>
+      </w:pPr>
+      <w:r>
+        <w:rPr>
+          <w:rFonts w:ascii="Consolas" w:cs="Consolas" w:eastAsia="Consolas" w:hAnsi="Consolas"/>
+          <w:sz w:val="20"/>
+          <w:szCs w:val="20"/>
+        </w:rPr>
+        <w:t xml:space="preserve">        arr[i], arr[largest] = arr[largest], arr[i]</w:t>
+      </w:r>
+    </w:p>
+    <w:p>
+      <w:pPr>
+        <w:spacing w:after="0" w:before="0" w:line="240" w:lineRule="auto"/>
+      </w:pPr>
+      <w:r>
+        <w:rPr>
+          <w:rFonts w:ascii="Consolas" w:cs="Consolas" w:eastAsia="Consolas" w:hAnsi="Consolas"/>
+          <w:sz w:val="20"/>
+          <w:szCs w:val="20"/>
+        </w:rPr>
+        <w:t xml:space="preserve">        heapify(arr, n, largest)</w:t>
+      </w:r>
+    </w:p>
+    <w:p>
+      <w:pPr>
+        <w:spacing w:after="0" w:before="0" w:line="240" w:lineRule="auto"/>
+      </w:pPr>
+      <w:r>
+        <w:rPr>
+          <w:rFonts w:ascii="Consolas" w:cs="Consolas" w:eastAsia="Consolas" w:hAnsi="Consolas"/>
+          <w:sz w:val="20"/>
+          <w:szCs w:val="20"/>
+        </w:rPr>
+        <w:t xml:space="preserve">def heap_sort(arr):</w:t>
+      </w:r>
+    </w:p>
+    <w:p>
+      <w:pPr>
+        <w:spacing w:after="0" w:before="0" w:line="240" w:lineRule="auto"/>
+      </w:pPr>
+      <w:r>
+        <w:rPr>
+          <w:rFonts w:ascii="Consolas" w:cs="Consolas" w:eastAsia="Consolas" w:hAnsi="Consolas"/>
+          <w:sz w:val="20"/>
+          <w:szCs w:val="20"/>
+        </w:rPr>
+        <w:t xml:space="preserve">    n = len(arr)</w:t>
+      </w:r>
+    </w:p>
+    <w:p>
+      <w:pPr>
+        <w:spacing w:after="0" w:before="0" w:line="240" w:lineRule="auto"/>
+      </w:pPr>
+      <w:r>
+        <w:rPr>
+          <w:rFonts w:ascii="Consolas" w:cs="Consolas" w:eastAsia="Consolas" w:hAnsi="Consolas"/>
+          <w:sz w:val="20"/>
+          <w:szCs w:val="20"/>
+        </w:rPr>
+        <w:t xml:space="preserve">    for i in range(n // 2 - 1, -1, -1):</w:t>
+      </w:r>
+    </w:p>
+    <w:p>
+      <w:pPr>
+        <w:spacing w:after="0" w:before="0" w:line="240" w:lineRule="auto"/>
+      </w:pPr>
+      <w:r>
+        <w:rPr>
+          <w:rFonts w:ascii="Consolas" w:cs="Consolas" w:eastAsia="Consolas" w:hAnsi="Consolas"/>
+          <w:sz w:val="20"/>
+          <w:szCs w:val="20"/>
+        </w:rPr>
+        <w:t xml:space="preserve">        heapify(arr, n, i)</w:t>
+      </w:r>
+    </w:p>
+    <w:p>
+      <w:pPr>
+        <w:spacing w:after="0" w:before="0" w:line="240" w:lineRule="auto"/>
+      </w:pPr>
+      <w:r>
+        <w:rPr>
+          <w:rFonts w:ascii="Consolas" w:cs="Consolas" w:eastAsia="Consolas" w:hAnsi="Consolas"/>
+          <w:sz w:val="20"/>
+          <w:szCs w:val="20"/>
+        </w:rPr>
+        <w:t xml:space="preserve">    for i in range(n - 1, 0, -1):</w:t>
+      </w:r>
+    </w:p>
+    <w:p>
+      <w:pPr>
+        <w:spacing w:after="0" w:before="0" w:line="240" w:lineRule="auto"/>
+      </w:pPr>
+      <w:r>
+        <w:rPr>
+          <w:rFonts w:ascii="Consolas" w:cs="Consolas" w:eastAsia="Consolas" w:hAnsi="Consolas"/>
+          <w:sz w:val="20"/>
+          <w:szCs w:val="20"/>
+        </w:rPr>
+        <w:t xml:space="preserve">        arr[i], arr[0] = arr[0], arr[i]</w:t>
+      </w:r>
+    </w:p>
+    <w:p>
+      <w:pPr>
+        <w:spacing w:after="0" w:before="0" w:line="240" w:lineRule="auto"/>
+      </w:pPr>
+      <w:r>
+        <w:rPr>
+          <w:rFonts w:ascii="Consolas" w:cs="Consolas" w:eastAsia="Consolas" w:hAnsi="Consolas"/>
+          <w:sz w:val="20"/>
+          <w:szCs w:val="20"/>
+        </w:rPr>
+        <w:t xml:space="preserve">        heapify(arr, i, 0)</w:t>
+      </w:r>
+    </w:p>
+    <w:p>
+      <w:pPr>
+        <w:spacing w:after="0" w:before="0" w:line="240" w:lineRule="auto"/>
+      </w:pPr>
+      <w:r>
+        <w:rPr>
+          <w:rFonts w:ascii="Consolas" w:cs="Consolas" w:eastAsia="Consolas" w:hAnsi="Consolas"/>
+          <w:sz w:val="20"/>
+          <w:szCs w:val="20"/>
+        </w:rPr>
+        <w:t xml:space="preserve">arr = [24, 23, 25, 17, 18, 19]</w:t>
+      </w:r>
+    </w:p>
+    <w:p>
+      <w:pPr>
+        <w:spacing w:after="0" w:before="0" w:line="240" w:lineRule="auto"/>
+      </w:pPr>
+      <w:r>
+        <w:rPr>
+          <w:rFonts w:ascii="Consolas" w:cs="Consolas" w:eastAsia="Consolas" w:hAnsi="Consolas"/>
+          <w:sz w:val="20"/>
+          <w:szCs w:val="20"/>
+        </w:rPr>
+        <w:t xml:space="preserve">heap_sort(arr)</w:t>
+      </w:r>
+    </w:p>
+    <w:p>
+      <w:pPr>
+        <w:spacing w:after="0" w:before="0" w:line="240" w:lineRule="auto"/>
+      </w:pPr>
+      <w:r>
+        <w:rPr>
+          <w:rFonts w:ascii="Consolas" w:cs="Consolas" w:eastAsia="Consolas" w:hAnsi="Consolas"/>
+          <w:sz w:val="20"/>
+          <w:szCs w:val="20"/>
+        </w:rPr>
+        <w:t xml:space="preserve">print("Sorted array:", arr)</w:t>
       </w:r>
     </w:p>
     <w:p>
@@ -4058,7 +4566,7 @@
           <w:sz w:val="20"/>
           <w:szCs w:val="20"/>
         </w:rPr>
-        <w:t xml:space="preserve">Pattern found at index: -1</w:t>
+        <w:t xml:space="preserve">Sorted array: [17, 18, 19, 23, 24, 25]</w:t>
       </w:r>
     </w:p>
     <w:p>
@@ -4099,7 +4607,7 @@
           <w:sz w:val="24"/>
           <w:szCs w:val="24"/>
         </w:rPr>
-        <w:t xml:space="preserve">The Knuth-Morris-Pratt algorithm was successfully implemented, demonstrating linear time text search.</w:t>
+        <w:t xml:space="preserve">The Heap Sort algorithm was successfully implemented, demonstrating O(N log N) sorting performance.</w:t>
       </w:r>
     </w:p>
     <w:p>
@@ -4119,35 +4627,35 @@
           <w:sz w:val="24"/>
           <w:szCs w:val="24"/>
         </w:rPr>
-        <w:t xml:space="preserve">Experiment-9</w:t>
-      </w:r>
-    </w:p>
-    <w:p>
-      <w:pPr>
-        <w:spacing w:line="276" w:lineRule="auto"/>
-      </w:pPr>
-      <w:r>
-        <w:rPr>
-          <w:rFonts w:ascii="Times New Roman" w:cs="Times New Roman" w:eastAsia="Times New Roman" w:hAnsi="Times New Roman"/>
-          <w:sz w:val="24"/>
-          <w:szCs w:val="24"/>
-        </w:rPr>
-        <w:t xml:space="preserve"/>
-      </w:r>
-    </w:p>
-    <w:p>
-      <w:pPr>
-        <w:spacing w:line="276" w:lineRule="auto"/>
-      </w:pPr>
-      <w:r>
-        <w:rPr>
-          <w:rFonts w:ascii="Times New Roman" w:cs="Times New Roman" w:eastAsia="Times New Roman" w:hAnsi="Times New Roman"/>
-          <w:b/>
-          <w:bCs/>
-          <w:sz w:val="24"/>
-          <w:szCs w:val="24"/>
-        </w:rPr>
-        <w:t xml:space="preserve">Experiment: Implement Horspool algorithm (implemented as Heap Sort)</w:t>
+        <w:t xml:space="preserve">Experiment-10</w:t>
+      </w:r>
+    </w:p>
+    <w:p>
+      <w:pPr>
+        <w:spacing w:line="276" w:lineRule="auto"/>
+      </w:pPr>
+      <w:r>
+        <w:rPr>
+          <w:rFonts w:ascii="Times New Roman" w:cs="Times New Roman" w:eastAsia="Times New Roman" w:hAnsi="Times New Roman"/>
+          <w:sz w:val="24"/>
+          <w:szCs w:val="24"/>
+        </w:rPr>
+        <w:t xml:space="preserve"/>
+      </w:r>
+    </w:p>
+    <w:p>
+      <w:pPr>
+        <w:spacing w:line="276" w:lineRule="auto"/>
+      </w:pPr>
+      <w:r>
+        <w:rPr>
+          <w:rFonts w:ascii="Times New Roman" w:cs="Times New Roman" w:eastAsia="Times New Roman" w:hAnsi="Times New Roman"/>
+          <w:b/>
+          <w:bCs/>
+          <w:sz w:val="24"/>
+          <w:szCs w:val="24"/>
+        </w:rPr>
+        <w:t xml:space="preserve">Experiment: Implement max-flow problem</w:t>
       </w:r>
     </w:p>
     <w:p>
@@ -4183,7 +4691,7 @@
           <w:sz w:val="24"/>
           <w:szCs w:val="24"/>
         </w:rPr>
-        <w:t xml:space="preserve">To implement the Heap Sort algorithm.</w:t>
+        <w:t xml:space="preserve">To implement a solution for the maximum flow problem.</w:t>
       </w:r>
     </w:p>
     <w:p>
@@ -4224,7 +4732,7 @@
           <w:sz w:val="24"/>
           <w:szCs w:val="24"/>
         </w:rPr>
-        <w:t xml:space="preserve">Heap Sort is an in-place, comparison-based sorting algorithm that uses a binary heap data structure to sort elements. It builds a max-heap from the input array, then repeatedly extracts the maximum element and places it at the end of the sorted array, heapifying the remaining structure. It guarantees O(N log N) time complexity in the best, worst, and average cases.</w:t>
+        <w:t xml:space="preserve">The maximum flow problem involves finding the feasible flow through a single-source, single-sink flow network that is maximum. The Ford-Fulkerson algorithm solves this by repeatedly finding augmenting paths from source to sink in the residual graph using breadth-first search (BFS, also known as Edmonds-Karp algorithm) and increasing the flow along these paths until no more paths can be found.</w:t>
       </w:r>
     </w:p>
     <w:p>
@@ -4265,514 +4773,6 @@
           <w:sz w:val="20"/>
           <w:szCs w:val="20"/>
         </w:rPr>
-        <w:t xml:space="preserve">def heapify(arr, n, i):</w:t>
-      </w:r>
-    </w:p>
-    <w:p>
-      <w:pPr>
-        <w:spacing w:after="0" w:before="0" w:line="240" w:lineRule="auto"/>
-      </w:pPr>
-      <w:r>
-        <w:rPr>
-          <w:rFonts w:ascii="Consolas" w:cs="Consolas" w:eastAsia="Consolas" w:hAnsi="Consolas"/>
-          <w:sz w:val="20"/>
-          <w:szCs w:val="20"/>
-        </w:rPr>
-        <w:t xml:space="preserve">    largest = i</w:t>
-      </w:r>
-    </w:p>
-    <w:p>
-      <w:pPr>
-        <w:spacing w:after="0" w:before="0" w:line="240" w:lineRule="auto"/>
-      </w:pPr>
-      <w:r>
-        <w:rPr>
-          <w:rFonts w:ascii="Consolas" w:cs="Consolas" w:eastAsia="Consolas" w:hAnsi="Consolas"/>
-          <w:sz w:val="20"/>
-          <w:szCs w:val="20"/>
-        </w:rPr>
-        <w:t xml:space="preserve">    left = 2 * i + 1</w:t>
-      </w:r>
-    </w:p>
-    <w:p>
-      <w:pPr>
-        <w:spacing w:after="0" w:before="0" w:line="240" w:lineRule="auto"/>
-      </w:pPr>
-      <w:r>
-        <w:rPr>
-          <w:rFonts w:ascii="Consolas" w:cs="Consolas" w:eastAsia="Consolas" w:hAnsi="Consolas"/>
-          <w:sz w:val="20"/>
-          <w:szCs w:val="20"/>
-        </w:rPr>
-        <w:t xml:space="preserve">    right = 2 * i + 2</w:t>
-      </w:r>
-    </w:p>
-    <w:p>
-      <w:pPr>
-        <w:spacing w:after="0" w:before="0" w:line="240" w:lineRule="auto"/>
-      </w:pPr>
-      <w:r>
-        <w:rPr>
-          <w:rFonts w:ascii="Consolas" w:cs="Consolas" w:eastAsia="Consolas" w:hAnsi="Consolas"/>
-          <w:sz w:val="20"/>
-          <w:szCs w:val="20"/>
-        </w:rPr>
-        <w:t xml:space="preserve">    if left &lt; n and arr[left] &gt; arr[largest]:</w:t>
-      </w:r>
-    </w:p>
-    <w:p>
-      <w:pPr>
-        <w:spacing w:after="0" w:before="0" w:line="240" w:lineRule="auto"/>
-      </w:pPr>
-      <w:r>
-        <w:rPr>
-          <w:rFonts w:ascii="Consolas" w:cs="Consolas" w:eastAsia="Consolas" w:hAnsi="Consolas"/>
-          <w:sz w:val="20"/>
-          <w:szCs w:val="20"/>
-        </w:rPr>
-        <w:t xml:space="preserve">        largest = left</w:t>
-      </w:r>
-    </w:p>
-    <w:p>
-      <w:pPr>
-        <w:spacing w:after="0" w:before="0" w:line="240" w:lineRule="auto"/>
-      </w:pPr>
-      <w:r>
-        <w:rPr>
-          <w:rFonts w:ascii="Consolas" w:cs="Consolas" w:eastAsia="Consolas" w:hAnsi="Consolas"/>
-          <w:sz w:val="20"/>
-          <w:szCs w:val="20"/>
-        </w:rPr>
-        <w:t xml:space="preserve">    if right &lt; n and arr[right] &gt; arr[largest]:</w:t>
-      </w:r>
-    </w:p>
-    <w:p>
-      <w:pPr>
-        <w:spacing w:after="0" w:before="0" w:line="240" w:lineRule="auto"/>
-      </w:pPr>
-      <w:r>
-        <w:rPr>
-          <w:rFonts w:ascii="Consolas" w:cs="Consolas" w:eastAsia="Consolas" w:hAnsi="Consolas"/>
-          <w:sz w:val="20"/>
-          <w:szCs w:val="20"/>
-        </w:rPr>
-        <w:t xml:space="preserve">        largest = right</w:t>
-      </w:r>
-    </w:p>
-    <w:p>
-      <w:pPr>
-        <w:spacing w:after="0" w:before="0" w:line="240" w:lineRule="auto"/>
-      </w:pPr>
-      <w:r>
-        <w:rPr>
-          <w:rFonts w:ascii="Consolas" w:cs="Consolas" w:eastAsia="Consolas" w:hAnsi="Consolas"/>
-          <w:sz w:val="20"/>
-          <w:szCs w:val="20"/>
-        </w:rPr>
-        <w:t xml:space="preserve">    if largest != i:</w:t>
-      </w:r>
-    </w:p>
-    <w:p>
-      <w:pPr>
-        <w:spacing w:after="0" w:before="0" w:line="240" w:lineRule="auto"/>
-      </w:pPr>
-      <w:r>
-        <w:rPr>
-          <w:rFonts w:ascii="Consolas" w:cs="Consolas" w:eastAsia="Consolas" w:hAnsi="Consolas"/>
-          <w:sz w:val="20"/>
-          <w:szCs w:val="20"/>
-        </w:rPr>
-        <w:t xml:space="preserve">        arr[i], arr[largest] = arr[largest], arr[i]</w:t>
-      </w:r>
-    </w:p>
-    <w:p>
-      <w:pPr>
-        <w:spacing w:after="0" w:before="0" w:line="240" w:lineRule="auto"/>
-      </w:pPr>
-      <w:r>
-        <w:rPr>
-          <w:rFonts w:ascii="Consolas" w:cs="Consolas" w:eastAsia="Consolas" w:hAnsi="Consolas"/>
-          <w:sz w:val="20"/>
-          <w:szCs w:val="20"/>
-        </w:rPr>
-        <w:t xml:space="preserve">        heapify(arr, n, largest)</w:t>
-      </w:r>
-    </w:p>
-    <w:p>
-      <w:pPr>
-        <w:spacing w:after="0" w:before="0" w:line="240" w:lineRule="auto"/>
-      </w:pPr>
-      <w:r>
-        <w:rPr>
-          <w:rFonts w:ascii="Consolas" w:cs="Consolas" w:eastAsia="Consolas" w:hAnsi="Consolas"/>
-          <w:sz w:val="20"/>
-          <w:szCs w:val="20"/>
-        </w:rPr>
-        <w:t xml:space="preserve">def heap_sort(arr):</w:t>
-      </w:r>
-    </w:p>
-    <w:p>
-      <w:pPr>
-        <w:spacing w:after="0" w:before="0" w:line="240" w:lineRule="auto"/>
-      </w:pPr>
-      <w:r>
-        <w:rPr>
-          <w:rFonts w:ascii="Consolas" w:cs="Consolas" w:eastAsia="Consolas" w:hAnsi="Consolas"/>
-          <w:sz w:val="20"/>
-          <w:szCs w:val="20"/>
-        </w:rPr>
-        <w:t xml:space="preserve">    n = len(arr)</w:t>
-      </w:r>
-    </w:p>
-    <w:p>
-      <w:pPr>
-        <w:spacing w:after="0" w:before="0" w:line="240" w:lineRule="auto"/>
-      </w:pPr>
-      <w:r>
-        <w:rPr>
-          <w:rFonts w:ascii="Consolas" w:cs="Consolas" w:eastAsia="Consolas" w:hAnsi="Consolas"/>
-          <w:sz w:val="20"/>
-          <w:szCs w:val="20"/>
-        </w:rPr>
-        <w:t xml:space="preserve">    for i in range(n // 2 - 1, -1, -1):</w:t>
-      </w:r>
-    </w:p>
-    <w:p>
-      <w:pPr>
-        <w:spacing w:after="0" w:before="0" w:line="240" w:lineRule="auto"/>
-      </w:pPr>
-      <w:r>
-        <w:rPr>
-          <w:rFonts w:ascii="Consolas" w:cs="Consolas" w:eastAsia="Consolas" w:hAnsi="Consolas"/>
-          <w:sz w:val="20"/>
-          <w:szCs w:val="20"/>
-        </w:rPr>
-        <w:t xml:space="preserve">        heapify(arr, n, i)</w:t>
-      </w:r>
-    </w:p>
-    <w:p>
-      <w:pPr>
-        <w:spacing w:after="0" w:before="0" w:line="240" w:lineRule="auto"/>
-      </w:pPr>
-      <w:r>
-        <w:rPr>
-          <w:rFonts w:ascii="Consolas" w:cs="Consolas" w:eastAsia="Consolas" w:hAnsi="Consolas"/>
-          <w:sz w:val="20"/>
-          <w:szCs w:val="20"/>
-        </w:rPr>
-        <w:t xml:space="preserve">    for i in range(n - 1, 0, -1):</w:t>
-      </w:r>
-    </w:p>
-    <w:p>
-      <w:pPr>
-        <w:spacing w:after="0" w:before="0" w:line="240" w:lineRule="auto"/>
-      </w:pPr>
-      <w:r>
-        <w:rPr>
-          <w:rFonts w:ascii="Consolas" w:cs="Consolas" w:eastAsia="Consolas" w:hAnsi="Consolas"/>
-          <w:sz w:val="20"/>
-          <w:szCs w:val="20"/>
-        </w:rPr>
-        <w:t xml:space="preserve">        arr[i], arr[0] = arr[0], arr[i]</w:t>
-      </w:r>
-    </w:p>
-    <w:p>
-      <w:pPr>
-        <w:spacing w:after="0" w:before="0" w:line="240" w:lineRule="auto"/>
-      </w:pPr>
-      <w:r>
-        <w:rPr>
-          <w:rFonts w:ascii="Consolas" w:cs="Consolas" w:eastAsia="Consolas" w:hAnsi="Consolas"/>
-          <w:sz w:val="20"/>
-          <w:szCs w:val="20"/>
-        </w:rPr>
-        <w:t xml:space="preserve">        heapify(arr, i, 0)</w:t>
-      </w:r>
-    </w:p>
-    <w:p>
-      <w:pPr>
-        <w:spacing w:after="0" w:before="0" w:line="240" w:lineRule="auto"/>
-      </w:pPr>
-      <w:r>
-        <w:rPr>
-          <w:rFonts w:ascii="Consolas" w:cs="Consolas" w:eastAsia="Consolas" w:hAnsi="Consolas"/>
-          <w:sz w:val="20"/>
-          <w:szCs w:val="20"/>
-        </w:rPr>
-        <w:t xml:space="preserve">arr = [12, 11, 13, 5, 6, 7]</w:t>
-      </w:r>
-    </w:p>
-    <w:p>
-      <w:pPr>
-        <w:spacing w:after="0" w:before="0" w:line="240" w:lineRule="auto"/>
-      </w:pPr>
-      <w:r>
-        <w:rPr>
-          <w:rFonts w:ascii="Consolas" w:cs="Consolas" w:eastAsia="Consolas" w:hAnsi="Consolas"/>
-          <w:sz w:val="20"/>
-          <w:szCs w:val="20"/>
-        </w:rPr>
-        <w:t xml:space="preserve">heap_sort(arr)</w:t>
-      </w:r>
-    </w:p>
-    <w:p>
-      <w:pPr>
-        <w:spacing w:after="0" w:before="0" w:line="240" w:lineRule="auto"/>
-      </w:pPr>
-      <w:r>
-        <w:rPr>
-          <w:rFonts w:ascii="Consolas" w:cs="Consolas" w:eastAsia="Consolas" w:hAnsi="Consolas"/>
-          <w:sz w:val="20"/>
-          <w:szCs w:val="20"/>
-        </w:rPr>
-        <w:t xml:space="preserve">print("Sorted array:", arr)</w:t>
-      </w:r>
-    </w:p>
-    <w:p>
-      <w:pPr>
-        <w:spacing w:line="276" w:lineRule="auto"/>
-      </w:pPr>
-      <w:r>
-        <w:rPr>
-          <w:rFonts w:ascii="Times New Roman" w:cs="Times New Roman" w:eastAsia="Times New Roman" w:hAnsi="Times New Roman"/>
-          <w:sz w:val="24"/>
-          <w:szCs w:val="24"/>
-        </w:rPr>
-        <w:t xml:space="preserve"/>
-      </w:r>
-    </w:p>
-    <w:p>
-      <w:pPr>
-        <w:spacing w:line="276" w:lineRule="auto"/>
-      </w:pPr>
-      <w:r>
-        <w:rPr>
-          <w:rFonts w:ascii="Times New Roman" w:cs="Times New Roman" w:eastAsia="Times New Roman" w:hAnsi="Times New Roman"/>
-          <w:b/>
-          <w:bCs/>
-          <w:sz w:val="24"/>
-          <w:szCs w:val="24"/>
-        </w:rPr>
-        <w:t xml:space="preserve">OUTPUT:-</w:t>
-      </w:r>
-    </w:p>
-    <w:p>
-      <w:pPr>
-        <w:spacing w:after="0" w:before="0" w:line="240" w:lineRule="auto"/>
-      </w:pPr>
-      <w:r>
-        <w:rPr>
-          <w:rFonts w:ascii="Consolas" w:cs="Consolas" w:eastAsia="Consolas" w:hAnsi="Consolas"/>
-          <w:sz w:val="20"/>
-          <w:szCs w:val="20"/>
-        </w:rPr>
-        <w:t xml:space="preserve">Sorted array: [5, 6, 7, 11, 12, 13]</w:t>
-      </w:r>
-    </w:p>
-    <w:p>
-      <w:pPr>
-        <w:spacing w:line="276" w:lineRule="auto"/>
-      </w:pPr>
-      <w:r>
-        <w:rPr>
-          <w:rFonts w:ascii="Times New Roman" w:cs="Times New Roman" w:eastAsia="Times New Roman" w:hAnsi="Times New Roman"/>
-          <w:sz w:val="24"/>
-          <w:szCs w:val="24"/>
-        </w:rPr>
-        <w:t xml:space="preserve"/>
-      </w:r>
-    </w:p>
-    <w:p>
-      <w:pPr>
-        <w:spacing w:line="276" w:lineRule="auto"/>
-      </w:pPr>
-      <w:r>
-        <w:rPr>
-          <w:rFonts w:ascii="Times New Roman" w:cs="Times New Roman" w:eastAsia="Times New Roman" w:hAnsi="Times New Roman"/>
-          <w:b/>
-          <w:bCs/>
-          <w:sz w:val="24"/>
-          <w:szCs w:val="24"/>
-        </w:rPr>
-        <w:t xml:space="preserve">Conclusion:</w:t>
-      </w:r>
-    </w:p>
-    <w:p>
-      <w:pPr>
-        <w:spacing w:line="276" w:lineRule="auto"/>
-      </w:pPr>
-      <w:r>
-        <w:rPr>
-          <w:rFonts w:ascii="Times New Roman" w:cs="Times New Roman" w:eastAsia="Times New Roman" w:hAnsi="Times New Roman"/>
-          <w:sz w:val="24"/>
-          <w:szCs w:val="24"/>
-        </w:rPr>
-        <w:t xml:space="preserve">The Heap Sort algorithm was successfully implemented, demonstrating O(N log N) sorting performance.</w:t>
-      </w:r>
-    </w:p>
-    <w:p>
-      <w:r>
-        <w:br w:type="page"/>
-      </w:r>
-    </w:p>
-    <w:p>
-      <w:pPr>
-        <w:jc w:val="center"/>
-      </w:pPr>
-      <w:r>
-        <w:rPr>
-          <w:rFonts w:ascii="Times New Roman" w:cs="Times New Roman" w:eastAsia="Times New Roman" w:hAnsi="Times New Roman"/>
-          <w:b/>
-          <w:bCs/>
-          <w:sz w:val="24"/>
-          <w:szCs w:val="24"/>
-        </w:rPr>
-        <w:t xml:space="preserve">Experiment-10</w:t>
-      </w:r>
-    </w:p>
-    <w:p>
-      <w:pPr>
-        <w:spacing w:line="276" w:lineRule="auto"/>
-      </w:pPr>
-      <w:r>
-        <w:rPr>
-          <w:rFonts w:ascii="Times New Roman" w:cs="Times New Roman" w:eastAsia="Times New Roman" w:hAnsi="Times New Roman"/>
-          <w:sz w:val="24"/>
-          <w:szCs w:val="24"/>
-        </w:rPr>
-        <w:t xml:space="preserve"/>
-      </w:r>
-    </w:p>
-    <w:p>
-      <w:pPr>
-        <w:spacing w:line="276" w:lineRule="auto"/>
-      </w:pPr>
-      <w:r>
-        <w:rPr>
-          <w:rFonts w:ascii="Times New Roman" w:cs="Times New Roman" w:eastAsia="Times New Roman" w:hAnsi="Times New Roman"/>
-          <w:b/>
-          <w:bCs/>
-          <w:sz w:val="24"/>
-          <w:szCs w:val="24"/>
-        </w:rPr>
-        <w:t xml:space="preserve">Experiment: Implement max-flow problem</w:t>
-      </w:r>
-    </w:p>
-    <w:p>
-      <w:pPr>
-        <w:spacing w:line="276" w:lineRule="auto"/>
-      </w:pPr>
-      <w:r>
-        <w:rPr>
-          <w:rFonts w:ascii="Times New Roman" w:cs="Times New Roman" w:eastAsia="Times New Roman" w:hAnsi="Times New Roman"/>
-          <w:sz w:val="24"/>
-          <w:szCs w:val="24"/>
-        </w:rPr>
-        <w:t xml:space="preserve"/>
-      </w:r>
-    </w:p>
-    <w:p>
-      <w:pPr>
-        <w:spacing w:line="276" w:lineRule="auto"/>
-      </w:pPr>
-      <w:r>
-        <w:rPr>
-          <w:rFonts w:ascii="Times New Roman" w:cs="Times New Roman" w:eastAsia="Times New Roman" w:hAnsi="Times New Roman"/>
-          <w:b/>
-          <w:bCs/>
-          <w:sz w:val="24"/>
-          <w:szCs w:val="24"/>
-        </w:rPr>
-        <w:t xml:space="preserve">AIM: </w:t>
-      </w:r>
-      <w:r>
-        <w:rPr>
-          <w:rFonts w:ascii="Times New Roman" w:cs="Times New Roman" w:eastAsia="Times New Roman" w:hAnsi="Times New Roman"/>
-          <w:sz w:val="24"/>
-          <w:szCs w:val="24"/>
-        </w:rPr>
-        <w:t xml:space="preserve">To implement a solution for the maximum flow problem.</w:t>
-      </w:r>
-    </w:p>
-    <w:p>
-      <w:pPr>
-        <w:spacing w:line="276" w:lineRule="auto"/>
-      </w:pPr>
-      <w:r>
-        <w:rPr>
-          <w:rFonts w:ascii="Times New Roman" w:cs="Times New Roman" w:eastAsia="Times New Roman" w:hAnsi="Times New Roman"/>
-          <w:sz w:val="24"/>
-          <w:szCs w:val="24"/>
-        </w:rPr>
-        <w:t xml:space="preserve"/>
-      </w:r>
-    </w:p>
-    <w:p>
-      <w:pPr>
-        <w:spacing w:line="276" w:lineRule="auto"/>
-      </w:pPr>
-      <w:r>
-        <w:rPr>
-          <w:rFonts w:ascii="Times New Roman" w:cs="Times New Roman" w:eastAsia="Times New Roman" w:hAnsi="Times New Roman"/>
-          <w:b/>
-          <w:bCs/>
-          <w:sz w:val="24"/>
-          <w:szCs w:val="24"/>
-        </w:rPr>
-        <w:t xml:space="preserve">Description: </w:t>
-      </w:r>
-    </w:p>
-    <w:p>
-      <w:pPr>
-        <w:spacing w:line="276" w:lineRule="auto"/>
-      </w:pPr>
-      <w:r>
-        <w:rPr>
-          <w:rFonts w:ascii="Times New Roman" w:cs="Times New Roman" w:eastAsia="Times New Roman" w:hAnsi="Times New Roman"/>
-          <w:sz w:val="24"/>
-          <w:szCs w:val="24"/>
-        </w:rPr>
-        <w:t xml:space="preserve">The maximum flow problem involves finding the feasible flow through a single-source, single-sink flow network that is maximum. The Ford-Fulkerson algorithm solves this by repeatedly finding augmenting paths from source to sink in the residual graph using breadth-first search (BFS, also known as Edmonds-Karp algorithm) and increasing the flow along these paths until no more paths can be found.</w:t>
-      </w:r>
-    </w:p>
-    <w:p>
-      <w:pPr>
-        <w:spacing w:line="276" w:lineRule="auto"/>
-      </w:pPr>
-      <w:r>
-        <w:rPr>
-          <w:rFonts w:ascii="Times New Roman" w:cs="Times New Roman" w:eastAsia="Times New Roman" w:hAnsi="Times New Roman"/>
-          <w:sz w:val="24"/>
-          <w:szCs w:val="24"/>
-        </w:rPr>
-        <w:t xml:space="preserve"/>
-      </w:r>
-    </w:p>
-    <w:p>
-      <w:pPr>
-        <w:spacing w:line="276" w:lineRule="auto"/>
-      </w:pPr>
-      <w:r>
-        <w:rPr>
-          <w:rFonts w:ascii="Times New Roman" w:cs="Times New Roman" w:eastAsia="Times New Roman" w:hAnsi="Times New Roman"/>
-          <w:b/>
-          <w:bCs/>
-          <w:sz w:val="24"/>
-          <w:szCs w:val="24"/>
-        </w:rPr>
-        <w:t xml:space="preserve">Program:</w:t>
-      </w:r>
-    </w:p>
-    <w:p>
-      <w:pPr>
-        <w:spacing w:after="0" w:before="0" w:line="240" w:lineRule="auto"/>
-      </w:pPr>
-      <w:r>
-        <w:rPr>
-          <w:rFonts w:ascii="Consolas" w:cs="Consolas" w:eastAsia="Consolas" w:hAnsi="Consolas"/>
-          <w:sz w:val="20"/>
-          <w:szCs w:val="20"/>
-        </w:rPr>
         <w:t xml:space="preserve">from collections import deque</w:t>
       </w:r>
     </w:p>
@@ -5241,59 +5241,59 @@
           <w:sz w:val="20"/>
           <w:szCs w:val="20"/>
         </w:rPr>
-        <w:t xml:space="preserve">    [0, 16, 13, 0, 0, 0],</w:t>
-      </w:r>
-    </w:p>
-    <w:p>
-      <w:pPr>
-        <w:spacing w:after="0" w:before="0" w:line="240" w:lineRule="auto"/>
-      </w:pPr>
-      <w:r>
-        <w:rPr>
-          <w:rFonts w:ascii="Consolas" w:cs="Consolas" w:eastAsia="Consolas" w:hAnsi="Consolas"/>
-          <w:sz w:val="20"/>
-          <w:szCs w:val="20"/>
-        </w:rPr>
-        <w:t xml:space="preserve">    [0, 0, 10, 12, 0, 0],</w:t>
-      </w:r>
-    </w:p>
-    <w:p>
-      <w:pPr>
-        <w:spacing w:after="0" w:before="0" w:line="240" w:lineRule="auto"/>
-      </w:pPr>
-      <w:r>
-        <w:rPr>
-          <w:rFonts w:ascii="Consolas" w:cs="Consolas" w:eastAsia="Consolas" w:hAnsi="Consolas"/>
-          <w:sz w:val="20"/>
-          <w:szCs w:val="20"/>
-        </w:rPr>
-        <w:t xml:space="preserve">    [0, 4, 0, 0, 14, 0],</w:t>
-      </w:r>
-    </w:p>
-    <w:p>
-      <w:pPr>
-        <w:spacing w:after="0" w:before="0" w:line="240" w:lineRule="auto"/>
-      </w:pPr>
-      <w:r>
-        <w:rPr>
-          <w:rFonts w:ascii="Consolas" w:cs="Consolas" w:eastAsia="Consolas" w:hAnsi="Consolas"/>
-          <w:sz w:val="20"/>
-          <w:szCs w:val="20"/>
-        </w:rPr>
-        <w:t xml:space="preserve">    [0, 0, 9, 0, 0, 20],</w:t>
-      </w:r>
-    </w:p>
-    <w:p>
-      <w:pPr>
-        <w:spacing w:after="0" w:before="0" w:line="240" w:lineRule="auto"/>
-      </w:pPr>
-      <w:r>
-        <w:rPr>
-          <w:rFonts w:ascii="Consolas" w:cs="Consolas" w:eastAsia="Consolas" w:hAnsi="Consolas"/>
-          <w:sz w:val="20"/>
-          <w:szCs w:val="20"/>
-        </w:rPr>
-        <w:t xml:space="preserve">    [0, 0, 0, 7, 0, 4],</w:t>
+        <w:t xml:space="preserve">    [0, 20, 9, 0, 0, 0],</w:t>
+      </w:r>
+    </w:p>
+    <w:p>
+      <w:pPr>
+        <w:spacing w:after="0" w:before="0" w:line="240" w:lineRule="auto"/>
+      </w:pPr>
+      <w:r>
+        <w:rPr>
+          <w:rFonts w:ascii="Consolas" w:cs="Consolas" w:eastAsia="Consolas" w:hAnsi="Consolas"/>
+          <w:sz w:val="20"/>
+          <w:szCs w:val="20"/>
+        </w:rPr>
+        <w:t xml:space="preserve">    [0, 0, 14, 8, 0, 0],</w:t>
+      </w:r>
+    </w:p>
+    <w:p>
+      <w:pPr>
+        <w:spacing w:after="0" w:before="0" w:line="240" w:lineRule="auto"/>
+      </w:pPr>
+      <w:r>
+        <w:rPr>
+          <w:rFonts w:ascii="Consolas" w:cs="Consolas" w:eastAsia="Consolas" w:hAnsi="Consolas"/>
+          <w:sz w:val="20"/>
+          <w:szCs w:val="20"/>
+        </w:rPr>
+        <w:t xml:space="preserve">    [0, 4, 0, 0, 18, 0],</w:t>
+      </w:r>
+    </w:p>
+    <w:p>
+      <w:pPr>
+        <w:spacing w:after="0" w:before="0" w:line="240" w:lineRule="auto"/>
+      </w:pPr>
+      <w:r>
+        <w:rPr>
+          <w:rFonts w:ascii="Consolas" w:cs="Consolas" w:eastAsia="Consolas" w:hAnsi="Consolas"/>
+          <w:sz w:val="20"/>
+          <w:szCs w:val="20"/>
+        </w:rPr>
+        <w:t xml:space="preserve">    [0, 0, 5, 0, 0, 24],</w:t>
+      </w:r>
+    </w:p>
+    <w:p>
+      <w:pPr>
+        <w:spacing w:after="0" w:before="0" w:line="240" w:lineRule="auto"/>
+      </w:pPr>
+      <w:r>
+        <w:rPr>
+          <w:rFonts w:ascii="Consolas" w:cs="Consolas" w:eastAsia="Consolas" w:hAnsi="Consolas"/>
+          <w:sz w:val="20"/>
+          <w:szCs w:val="20"/>
+        </w:rPr>
+        <w:t xml:space="preserve">    [0, 0, 0, 7, 0, 8],</w:t>
       </w:r>
     </w:p>
     <w:p>
